--- a/SmartPlugBootloader.docx
+++ b/SmartPlugBootloader.docx
@@ -4,7 +4,7 @@
   <w:body>
     <w:p>
       <w:pPr>
-        <w:pStyle w:val="Normal1"/>
+        <w:pStyle w:val="LOnormal"/>
         <w:rPr>
           <w:rFonts w:ascii="Microsoft JhengHei UI" w:hAnsi="Microsoft JhengHei UI" w:eastAsia="Microsoft JhengHei UI"/>
         </w:rPr>
@@ -21,7 +21,7 @@
     </w:p>
     <w:p>
       <w:pPr>
-        <w:pStyle w:val="Normal1"/>
+        <w:pStyle w:val="LOnormal"/>
         <w:rPr>
           <w:rFonts w:ascii="Microsoft JhengHei UI" w:hAnsi="Microsoft JhengHei UI" w:eastAsia="Microsoft JhengHei UI" w:cs="Ubuntu"/>
           <w:b/>
@@ -41,7 +41,7 @@
     </w:p>
     <w:p>
       <w:pPr>
-        <w:pStyle w:val="Normal1"/>
+        <w:pStyle w:val="LOnormal"/>
         <w:rPr>
           <w:rFonts w:ascii="Microsoft JhengHei UI" w:hAnsi="Microsoft JhengHei UI" w:eastAsia="Microsoft JhengHei UI" w:cs="Ubuntu"/>
           <w:b/>
@@ -57,7 +57,7 @@
     </w:p>
     <w:p>
       <w:pPr>
-        <w:pStyle w:val="Normal1"/>
+        <w:pStyle w:val="LOnormal"/>
         <w:rPr>
           <w:rFonts w:ascii="Microsoft JhengHei UI" w:hAnsi="Microsoft JhengHei UI" w:eastAsia="Microsoft JhengHei UI"/>
         </w:rPr>
@@ -86,7 +86,7 @@
     </w:p>
     <w:p>
       <w:pPr>
-        <w:pStyle w:val="Normal1"/>
+        <w:pStyle w:val="LOnormal"/>
         <w:rPr>
           <w:rFonts w:ascii="Microsoft JhengHei UI" w:hAnsi="Microsoft JhengHei UI" w:eastAsia="Microsoft JhengHei UI"/>
         </w:rPr>
@@ -100,7 +100,7 @@
     </w:p>
     <w:p>
       <w:pPr>
-        <w:pStyle w:val="Normal1"/>
+        <w:pStyle w:val="LOnormal"/>
         <w:rPr>
           <w:rFonts w:ascii="Microsoft JhengHei UI" w:hAnsi="Microsoft JhengHei UI" w:eastAsia="Microsoft JhengHei UI"/>
         </w:rPr>
@@ -114,7 +114,7 @@
     </w:p>
     <w:p>
       <w:pPr>
-        <w:pStyle w:val="Normal1"/>
+        <w:pStyle w:val="LOnormal"/>
         <w:rPr>
           <w:rFonts w:ascii="Microsoft JhengHei UI" w:hAnsi="Microsoft JhengHei UI" w:eastAsia="Microsoft JhengHei UI"/>
         </w:rPr>
@@ -128,7 +128,7 @@
     </w:p>
     <w:p>
       <w:pPr>
-        <w:pStyle w:val="Normal1"/>
+        <w:pStyle w:val="LOnormal"/>
         <w:rPr>
           <w:rFonts w:ascii="Microsoft JhengHei UI" w:hAnsi="Microsoft JhengHei UI" w:eastAsia="Microsoft JhengHei UI"/>
         </w:rPr>
@@ -142,7 +142,7 @@
     </w:p>
     <w:p>
       <w:pPr>
-        <w:pStyle w:val="Normal1"/>
+        <w:pStyle w:val="LOnormal"/>
         <w:rPr>
           <w:rFonts w:ascii="Microsoft JhengHei UI" w:hAnsi="Microsoft JhengHei UI" w:eastAsia="Microsoft JhengHei UI"/>
         </w:rPr>
@@ -156,7 +156,7 @@
     </w:p>
     <w:p>
       <w:pPr>
-        <w:pStyle w:val="Normal1"/>
+        <w:pStyle w:val="LOnormal"/>
         <w:rPr>
           <w:rFonts w:ascii="Microsoft JhengHei UI" w:hAnsi="Microsoft JhengHei UI" w:eastAsia="Microsoft JhengHei UI"/>
         </w:rPr>
@@ -170,7 +170,7 @@
     </w:p>
     <w:p>
       <w:pPr>
-        <w:pStyle w:val="Normal1"/>
+        <w:pStyle w:val="LOnormal"/>
         <w:rPr>
           <w:rFonts w:ascii="Microsoft JhengHei UI" w:hAnsi="Microsoft JhengHei UI" w:eastAsia="Microsoft JhengHei UI"/>
         </w:rPr>
@@ -184,7 +184,7 @@
     </w:p>
     <w:p>
       <w:pPr>
-        <w:pStyle w:val="Normal1"/>
+        <w:pStyle w:val="LOnormal"/>
         <w:rPr>
           <w:rFonts w:ascii="Microsoft JhengHei UI" w:hAnsi="Microsoft JhengHei UI" w:eastAsia="Microsoft JhengHei UI"/>
         </w:rPr>
@@ -198,7 +198,7 @@
     </w:p>
     <w:p>
       <w:pPr>
-        <w:pStyle w:val="Normal1"/>
+        <w:pStyle w:val="LOnormal"/>
         <w:rPr>
           <w:rFonts w:ascii="Microsoft JhengHei UI" w:hAnsi="Microsoft JhengHei UI" w:eastAsia="Microsoft JhengHei UI"/>
         </w:rPr>
@@ -212,7 +212,7 @@
     </w:p>
     <w:p>
       <w:pPr>
-        <w:pStyle w:val="Normal1"/>
+        <w:pStyle w:val="LOnormal"/>
         <w:rPr>
           <w:rFonts w:ascii="Microsoft JhengHei UI" w:hAnsi="Microsoft JhengHei UI" w:eastAsia="Microsoft JhengHei UI"/>
         </w:rPr>
@@ -226,7 +226,7 @@
     </w:p>
     <w:p>
       <w:pPr>
-        <w:pStyle w:val="Normal1"/>
+        <w:pStyle w:val="LOnormal"/>
         <w:rPr>
           <w:rFonts w:ascii="Microsoft JhengHei UI" w:hAnsi="Microsoft JhengHei UI" w:eastAsia="Microsoft JhengHei UI"/>
         </w:rPr>
@@ -240,7 +240,7 @@
     </w:p>
     <w:p>
       <w:pPr>
-        <w:pStyle w:val="Normal1"/>
+        <w:pStyle w:val="LOnormal"/>
         <w:rPr>
           <w:rFonts w:ascii="Microsoft JhengHei UI" w:hAnsi="Microsoft JhengHei UI" w:eastAsia="Microsoft JhengHei UI" w:cs="Ubuntu"/>
         </w:rPr>
@@ -253,7 +253,7 @@
     </w:p>
     <w:p>
       <w:pPr>
-        <w:pStyle w:val="Normal1"/>
+        <w:pStyle w:val="LOnormal"/>
         <w:rPr>
           <w:rFonts w:ascii="Microsoft JhengHei UI" w:hAnsi="Microsoft JhengHei UI" w:eastAsia="Microsoft JhengHei UI"/>
         </w:rPr>
@@ -267,7 +267,7 @@
     </w:p>
     <w:p>
       <w:pPr>
-        <w:pStyle w:val="Normal1"/>
+        <w:pStyle w:val="LOnormal"/>
         <w:rPr>
           <w:rFonts w:ascii="Microsoft JhengHei UI" w:hAnsi="Microsoft JhengHei UI" w:eastAsia="Microsoft JhengHei UI" w:cs="Ubuntu"/>
         </w:rPr>
@@ -280,7 +280,7 @@
     </w:p>
     <w:p>
       <w:pPr>
-        <w:pStyle w:val="Normal1"/>
+        <w:pStyle w:val="LOnormal"/>
         <w:rPr>
           <w:rFonts w:ascii="Microsoft JhengHei UI" w:hAnsi="Microsoft JhengHei UI" w:eastAsia="Microsoft JhengHei UI"/>
         </w:rPr>
@@ -309,7 +309,85 @@
     </w:p>
     <w:p>
       <w:pPr>
-        <w:pStyle w:val="Normal1"/>
+        <w:pStyle w:val="LOnormal"/>
+        <w:rPr>
+          <w:rFonts w:ascii="Microsoft JhengHei UI" w:hAnsi="Microsoft JhengHei UI" w:eastAsia="Microsoft JhengHei UI"/>
+        </w:rPr>
+      </w:pPr>
+      <w:r>
+        <w:rPr/>
+      </w:r>
+    </w:p>
+    <w:p>
+      <w:pPr>
+        <w:pStyle w:val="LOnormal"/>
+        <w:rPr>
+          <w:rFonts w:ascii="Microsoft JhengHei UI" w:hAnsi="Microsoft JhengHei UI" w:eastAsia="Microsoft JhengHei UI"/>
+        </w:rPr>
+      </w:pPr>
+      <w:r>
+        <w:rPr/>
+        <w:drawing>
+          <wp:anchor behindDoc="0" distT="0" distB="0" distL="0" distR="0" simplePos="0" locked="0" layoutInCell="0" allowOverlap="1" relativeHeight="2">
+            <wp:simplePos x="0" y="0"/>
+            <wp:positionH relativeFrom="column">
+              <wp:align>center</wp:align>
+            </wp:positionH>
+            <wp:positionV relativeFrom="paragraph">
+              <wp:posOffset>635</wp:posOffset>
+            </wp:positionV>
+            <wp:extent cx="5943600" cy="3822065"/>
+            <wp:effectExtent l="0" t="0" r="0" b="0"/>
+            <wp:wrapSquare wrapText="largest"/>
+            <wp:docPr id="1" name="影像1" descr=""/>
+            <wp:cNvGraphicFramePr>
+              <a:graphicFrameLocks xmlns:a="http://schemas.openxmlformats.org/drawingml/2006/main" noChangeAspect="1"/>
+            </wp:cNvGraphicFramePr>
+            <a:graphic xmlns:a="http://schemas.openxmlformats.org/drawingml/2006/main">
+              <a:graphicData uri="http://schemas.openxmlformats.org/drawingml/2006/picture">
+                <pic:pic xmlns:pic="http://schemas.openxmlformats.org/drawingml/2006/picture">
+                  <pic:nvPicPr>
+                    <pic:cNvPr id="1" name="影像1" descr=""/>
+                    <pic:cNvPicPr>
+                      <a:picLocks noChangeAspect="1" noChangeArrowheads="1"/>
+                    </pic:cNvPicPr>
+                  </pic:nvPicPr>
+                  <pic:blipFill>
+                    <a:blip r:embed="rId2"/>
+                    <a:stretch>
+                      <a:fillRect/>
+                    </a:stretch>
+                  </pic:blipFill>
+                  <pic:spPr bwMode="auto">
+                    <a:xfrm>
+                      <a:off x="0" y="0"/>
+                      <a:ext cx="5943600" cy="3822065"/>
+                    </a:xfrm>
+                    <a:prstGeom prst="rect">
+                      <a:avLst/>
+                    </a:prstGeom>
+                  </pic:spPr>
+                </pic:pic>
+              </a:graphicData>
+            </a:graphic>
+          </wp:anchor>
+        </w:drawing>
+      </w:r>
+    </w:p>
+    <w:p>
+      <w:pPr>
+        <w:pStyle w:val="LOnormal"/>
+        <w:rPr>
+          <w:rFonts w:ascii="Microsoft JhengHei UI" w:hAnsi="Microsoft JhengHei UI" w:eastAsia="Microsoft JhengHei UI"/>
+        </w:rPr>
+      </w:pPr>
+      <w:r>
+        <w:rPr/>
+      </w:r>
+    </w:p>
+    <w:p>
+      <w:pPr>
+        <w:pStyle w:val="LOnormal"/>
         <w:rPr>
           <w:rFonts w:ascii="Microsoft JhengHei UI" w:hAnsi="Microsoft JhengHei UI" w:eastAsia="Microsoft JhengHei UI"/>
         </w:rPr>
@@ -324,7 +402,7 @@
     </w:p>
     <w:p>
       <w:pPr>
-        <w:pStyle w:val="Normal1"/>
+        <w:pStyle w:val="LOnormal"/>
         <w:ind w:firstLine="720"/>
         <w:rPr>
           <w:rFonts w:ascii="Microsoft JhengHei UI" w:hAnsi="Microsoft JhengHei UI" w:eastAsia="Microsoft JhengHei UI"/>
@@ -481,7 +559,7 @@
     </w:p>
     <w:p>
       <w:pPr>
-        <w:pStyle w:val="Normal1"/>
+        <w:pStyle w:val="LOnormal"/>
         <w:rPr>
           <w:rFonts w:ascii="Microsoft JhengHei UI" w:hAnsi="Microsoft JhengHei UI" w:eastAsia="Microsoft JhengHei UI" w:cs="Ubuntu"/>
         </w:rPr>
@@ -494,7 +572,7 @@
     </w:p>
     <w:p>
       <w:pPr>
-        <w:pStyle w:val="Normal1"/>
+        <w:pStyle w:val="LOnormal"/>
         <w:rPr>
           <w:rFonts w:ascii="Microsoft JhengHei UI" w:hAnsi="Microsoft JhengHei UI" w:eastAsia="Microsoft JhengHei UI"/>
         </w:rPr>
@@ -509,7 +587,7 @@
     </w:p>
     <w:p>
       <w:pPr>
-        <w:pStyle w:val="Normal1"/>
+        <w:pStyle w:val="LOnormal"/>
         <w:ind w:firstLine="720"/>
         <w:rPr>
           <w:rFonts w:ascii="Microsoft JhengHei UI" w:hAnsi="Microsoft JhengHei UI" w:eastAsia="Microsoft JhengHei UI"/>
@@ -746,7 +824,7 @@
     </w:p>
     <w:p>
       <w:pPr>
-        <w:pStyle w:val="Normal1"/>
+        <w:pStyle w:val="LOnormal"/>
         <w:rPr>
           <w:rFonts w:ascii="Microsoft JhengHei UI" w:hAnsi="Microsoft JhengHei UI" w:eastAsia="Microsoft JhengHei UI" w:cs="Ubuntu"/>
         </w:rPr>
@@ -759,7 +837,7 @@
     </w:p>
     <w:p>
       <w:pPr>
-        <w:pStyle w:val="Normal1"/>
+        <w:pStyle w:val="LOnormal"/>
         <w:rPr>
           <w:rFonts w:ascii="Microsoft JhengHei UI" w:hAnsi="Microsoft JhengHei UI" w:eastAsia="Microsoft JhengHei UI"/>
         </w:rPr>
@@ -774,7 +852,7 @@
     </w:p>
     <w:p>
       <w:pPr>
-        <w:pStyle w:val="Normal1"/>
+        <w:pStyle w:val="LOnormal"/>
         <w:ind w:firstLine="720"/>
         <w:rPr>
           <w:rFonts w:ascii="Microsoft JhengHei UI" w:hAnsi="Microsoft JhengHei UI" w:eastAsia="Microsoft JhengHei UI"/>
@@ -897,7 +975,7 @@
     </w:p>
     <w:p>
       <w:pPr>
-        <w:pStyle w:val="Normal1"/>
+        <w:pStyle w:val="LOnormal"/>
         <w:rPr>
           <w:rFonts w:ascii="Microsoft JhengHei UI" w:hAnsi="Microsoft JhengHei UI" w:eastAsia="Microsoft JhengHei UI" w:cs="Ubuntu"/>
         </w:rPr>
@@ -910,7 +988,586 @@
     </w:p>
     <w:p>
       <w:pPr>
-        <w:pStyle w:val="Normal1"/>
+        <w:pStyle w:val="LOnormal"/>
+        <w:rPr>
+          <w:rFonts w:ascii="Microsoft JhengHei UI" w:hAnsi="Microsoft JhengHei UI" w:eastAsia="Microsoft JhengHei UI"/>
+        </w:rPr>
+      </w:pPr>
+      <w:r>
+        <w:rPr>
+          <w:rFonts w:eastAsia="Microsoft JhengHei UI" w:cs="Ubuntu" w:ascii="Microsoft JhengHei UI" w:hAnsi="Microsoft JhengHei UI"/>
+          <w:b/>
+        </w:rPr>
+        <w:t>Step 4 - [2bytes of data length + 512bytes of FW binary + 0x0D 0x0A]</w:t>
+      </w:r>
+    </w:p>
+    <w:p>
+      <w:pPr>
+        <w:pStyle w:val="LOnormal"/>
+        <w:ind w:firstLine="720"/>
+        <w:rPr>
+          <w:rFonts w:ascii="Microsoft JhengHei UI" w:hAnsi="Microsoft JhengHei UI" w:eastAsia="Microsoft JhengHei UI"/>
+        </w:rPr>
+      </w:pPr>
+      <w:r>
+        <w:rPr>
+          <w:rFonts w:ascii="Microsoft JhengHei UI" w:hAnsi="Microsoft JhengHei UI" w:cs="Arial Unicode MS" w:eastAsia="Microsoft JhengHei UI"/>
+        </w:rPr>
+        <w:t>確認完</w:t>
+      </w:r>
+      <w:r>
+        <w:rPr>
+          <w:rFonts w:eastAsia="Microsoft JhengHei UI" w:cs="Arial Unicode MS" w:ascii="Microsoft JhengHei UI" w:hAnsi="Microsoft JhengHei UI"/>
+        </w:rPr>
+        <w:t>upgrade</w:t>
+      </w:r>
+      <w:r>
+        <w:rPr>
+          <w:rFonts w:ascii="Microsoft JhengHei UI" w:hAnsi="Microsoft JhengHei UI" w:cs="Arial Unicode MS" w:eastAsia="Microsoft JhengHei UI"/>
+        </w:rPr>
+        <w:t>確認訊息</w:t>
+      </w:r>
+      <w:r>
+        <w:rPr>
+          <w:rFonts w:eastAsia="Microsoft JhengHei UI" w:cs="Arial Unicode MS" w:ascii="Microsoft JhengHei UI" w:hAnsi="Microsoft JhengHei UI"/>
+        </w:rPr>
+        <w:t xml:space="preserve">, </w:t>
+      </w:r>
+      <w:r>
+        <w:rPr>
+          <w:rFonts w:ascii="Microsoft JhengHei UI" w:hAnsi="Microsoft JhengHei UI" w:cs="Arial Unicode MS" w:eastAsia="Microsoft JhengHei UI"/>
+        </w:rPr>
+        <w:t>則開使接收</w:t>
+      </w:r>
+      <w:r>
+        <w:rPr>
+          <w:rFonts w:eastAsia="Microsoft JhengHei UI" w:cs="Arial Unicode MS" w:ascii="Microsoft JhengHei UI" w:hAnsi="Microsoft JhengHei UI"/>
+        </w:rPr>
+        <w:t>FW binary file</w:t>
+      </w:r>
+      <w:r>
+        <w:rPr>
+          <w:rFonts w:ascii="Microsoft JhengHei UI" w:hAnsi="Microsoft JhengHei UI" w:cs="Arial Unicode MS" w:eastAsia="Microsoft JhengHei UI"/>
+        </w:rPr>
+        <w:t>內容</w:t>
+      </w:r>
+      <w:r>
+        <w:rPr>
+          <w:rFonts w:eastAsia="Microsoft JhengHei UI" w:cs="Arial Unicode MS" w:ascii="Microsoft JhengHei UI" w:hAnsi="Microsoft JhengHei UI"/>
+        </w:rPr>
+        <w:t xml:space="preserve">, </w:t>
+      </w:r>
+      <w:r>
+        <w:rPr>
+          <w:rFonts w:ascii="Microsoft JhengHei UI" w:hAnsi="Microsoft JhengHei UI" w:cs="Arial Unicode MS" w:eastAsia="Microsoft JhengHei UI"/>
+        </w:rPr>
+        <w:t>並寫到</w:t>
+      </w:r>
+      <w:r>
+        <w:rPr>
+          <w:rFonts w:eastAsia="Microsoft JhengHei UI" w:cs="Arial Unicode MS" w:ascii="Microsoft JhengHei UI" w:hAnsi="Microsoft JhengHei UI"/>
+        </w:rPr>
+        <w:t xml:space="preserve">FLASH_APP2_START_ADDRESS, </w:t>
+      </w:r>
+      <w:r>
+        <w:rPr>
+          <w:rFonts w:ascii="Microsoft JhengHei UI" w:hAnsi="Microsoft JhengHei UI" w:cs="Arial Unicode MS" w:eastAsia="Microsoft JhengHei UI"/>
+        </w:rPr>
+        <w:t>資料格式為</w:t>
+      </w:r>
+      <w:r>
+        <w:rPr>
+          <w:rFonts w:eastAsia="Microsoft JhengHei UI" w:cs="Arial Unicode MS" w:ascii="Microsoft JhengHei UI" w:hAnsi="Microsoft JhengHei UI"/>
+        </w:rPr>
+        <w:t>2bytes of data length + 512bytes of FW binary + 0x0D 0x0A, 516bytes</w:t>
+      </w:r>
+      <w:r>
+        <w:rPr>
+          <w:rFonts w:ascii="Microsoft JhengHei UI" w:hAnsi="Microsoft JhengHei UI" w:cs="Arial Unicode MS" w:eastAsia="Microsoft JhengHei UI"/>
+        </w:rPr>
+        <w:t>為一個封包</w:t>
+      </w:r>
+      <w:r>
+        <w:rPr>
+          <w:rFonts w:eastAsia="Microsoft JhengHei UI" w:cs="Arial Unicode MS" w:ascii="Microsoft JhengHei UI" w:hAnsi="Microsoft JhengHei UI"/>
+        </w:rPr>
+        <w:t xml:space="preserve">, </w:t>
+      </w:r>
+      <w:r>
+        <w:rPr>
+          <w:rFonts w:ascii="Microsoft JhengHei UI" w:hAnsi="Microsoft JhengHei UI" w:cs="Arial Unicode MS" w:eastAsia="Microsoft JhengHei UI"/>
+        </w:rPr>
+        <w:t>每個封包收到後</w:t>
+      </w:r>
+      <w:r>
+        <w:rPr>
+          <w:rFonts w:eastAsia="Microsoft JhengHei UI" w:cs="Arial Unicode MS" w:ascii="Microsoft JhengHei UI" w:hAnsi="Microsoft JhengHei UI"/>
+        </w:rPr>
+        <w:t>, bootloader</w:t>
+      </w:r>
+      <w:r>
+        <w:rPr>
+          <w:rFonts w:ascii="Microsoft JhengHei UI" w:hAnsi="Microsoft JhengHei UI" w:cs="Arial Unicode MS" w:eastAsia="Microsoft JhengHei UI"/>
+        </w:rPr>
+        <w:t>皆會發送</w:t>
+      </w:r>
+      <w:r>
+        <w:rPr>
+          <w:rFonts w:eastAsia="Microsoft JhengHei UI" w:cs="Arial Unicode MS" w:ascii="Microsoft JhengHei UI" w:hAnsi="Microsoft JhengHei UI"/>
+        </w:rPr>
+        <w:t>"OK"</w:t>
+      </w:r>
+      <w:r>
+        <w:rPr>
+          <w:rFonts w:ascii="Microsoft JhengHei UI" w:hAnsi="Microsoft JhengHei UI" w:cs="Arial Unicode MS" w:eastAsia="Microsoft JhengHei UI"/>
+        </w:rPr>
+        <w:t>回應</w:t>
+      </w:r>
+      <w:r>
+        <w:rPr>
+          <w:rFonts w:eastAsia="Microsoft JhengHei UI" w:cs="Arial Unicode MS" w:ascii="Microsoft JhengHei UI" w:hAnsi="Microsoft JhengHei UI"/>
+        </w:rPr>
+        <w:t xml:space="preserve">, </w:t>
+      </w:r>
+      <w:r>
+        <w:rPr>
+          <w:rFonts w:ascii="Microsoft JhengHei UI" w:hAnsi="Microsoft JhengHei UI" w:cs="Arial Unicode MS" w:eastAsia="Microsoft JhengHei UI"/>
+        </w:rPr>
+        <w:t>封包的前</w:t>
+      </w:r>
+      <w:r>
+        <w:rPr>
+          <w:rFonts w:eastAsia="Microsoft JhengHei UI" w:cs="Arial Unicode MS" w:ascii="Microsoft JhengHei UI" w:hAnsi="Microsoft JhengHei UI"/>
+        </w:rPr>
+        <w:t>2bytes</w:t>
+      </w:r>
+      <w:r>
+        <w:rPr>
+          <w:rFonts w:ascii="Microsoft JhengHei UI" w:hAnsi="Microsoft JhengHei UI" w:cs="Arial Unicode MS" w:eastAsia="Microsoft JhengHei UI"/>
+        </w:rPr>
+        <w:t>為封包內</w:t>
+      </w:r>
+      <w:r>
+        <w:rPr>
+          <w:rFonts w:eastAsia="Microsoft JhengHei UI" w:cs="Arial Unicode MS" w:ascii="Microsoft JhengHei UI" w:hAnsi="Microsoft JhengHei UI"/>
+        </w:rPr>
+        <w:t>FW binary</w:t>
+      </w:r>
+      <w:r>
+        <w:rPr>
+          <w:rFonts w:ascii="Microsoft JhengHei UI" w:hAnsi="Microsoft JhengHei UI" w:cs="Arial Unicode MS" w:eastAsia="Microsoft JhengHei UI"/>
+        </w:rPr>
+        <w:t>的</w:t>
+      </w:r>
+      <w:r>
+        <w:rPr>
+          <w:rFonts w:eastAsia="Microsoft JhengHei UI" w:cs="Arial Unicode MS" w:ascii="Microsoft JhengHei UI" w:hAnsi="Microsoft JhengHei UI"/>
+        </w:rPr>
+        <w:t xml:space="preserve">length, </w:t>
+      </w:r>
+      <w:r>
+        <w:rPr>
+          <w:rFonts w:ascii="Microsoft JhengHei UI" w:hAnsi="Microsoft JhengHei UI" w:cs="Arial Unicode MS" w:eastAsia="Microsoft JhengHei UI"/>
+        </w:rPr>
+        <w:t>如</w:t>
+      </w:r>
+      <w:r>
+        <w:rPr>
+          <w:rFonts w:eastAsia="Microsoft JhengHei UI" w:cs="Arial Unicode MS" w:ascii="Microsoft JhengHei UI" w:hAnsi="Microsoft JhengHei UI"/>
+        </w:rPr>
+        <w:t>512bytes</w:t>
+      </w:r>
+      <w:r>
+        <w:rPr>
+          <w:rFonts w:ascii="Microsoft JhengHei UI" w:hAnsi="Microsoft JhengHei UI" w:cs="Arial Unicode MS" w:eastAsia="Microsoft JhengHei UI"/>
+        </w:rPr>
+        <w:t>就是</w:t>
+      </w:r>
+      <w:r>
+        <w:rPr>
+          <w:rFonts w:eastAsia="Microsoft JhengHei UI" w:cs="Arial Unicode MS" w:ascii="Microsoft JhengHei UI" w:hAnsi="Microsoft JhengHei UI"/>
+        </w:rPr>
+        <w:t>0x02 0x00, 128bytes</w:t>
+      </w:r>
+      <w:r>
+        <w:rPr>
+          <w:rFonts w:ascii="Microsoft JhengHei UI" w:hAnsi="Microsoft JhengHei UI" w:cs="Arial Unicode MS" w:eastAsia="Microsoft JhengHei UI"/>
+        </w:rPr>
+        <w:t>就是</w:t>
+      </w:r>
+      <w:r>
+        <w:rPr>
+          <w:rFonts w:eastAsia="Microsoft JhengHei UI" w:cs="Arial Unicode MS" w:ascii="Microsoft JhengHei UI" w:hAnsi="Microsoft JhengHei UI"/>
+        </w:rPr>
+        <w:t>0x00 0x80, length</w:t>
+      </w:r>
+      <w:r>
+        <w:rPr>
+          <w:rFonts w:ascii="Microsoft JhengHei UI" w:hAnsi="Microsoft JhengHei UI" w:cs="Arial Unicode MS" w:eastAsia="Microsoft JhengHei UI"/>
+        </w:rPr>
+        <w:t>大於</w:t>
+      </w:r>
+      <w:r>
+        <w:rPr>
+          <w:rFonts w:eastAsia="Microsoft JhengHei UI" w:cs="Arial Unicode MS" w:ascii="Microsoft JhengHei UI" w:hAnsi="Microsoft JhengHei UI"/>
+        </w:rPr>
+        <w:t>512bytes</w:t>
+      </w:r>
+      <w:r>
+        <w:rPr>
+          <w:rFonts w:ascii="Microsoft JhengHei UI" w:hAnsi="Microsoft JhengHei UI" w:cs="Arial Unicode MS" w:eastAsia="Microsoft JhengHei UI"/>
+        </w:rPr>
+        <w:t>為異常</w:t>
+      </w:r>
+      <w:r>
+        <w:rPr>
+          <w:rFonts w:eastAsia="Microsoft JhengHei UI" w:cs="Arial Unicode MS" w:ascii="Microsoft JhengHei UI" w:hAnsi="Microsoft JhengHei UI"/>
+        </w:rPr>
+        <w:t xml:space="preserve">, </w:t>
+      </w:r>
+      <w:r>
+        <w:rPr>
+          <w:rFonts w:ascii="Microsoft JhengHei UI" w:hAnsi="Microsoft JhengHei UI" w:cs="Arial Unicode MS" w:eastAsia="Microsoft JhengHei UI"/>
+        </w:rPr>
+        <w:t>則發出</w:t>
+      </w:r>
+      <w:r>
+        <w:rPr>
+          <w:rFonts w:eastAsia="Microsoft JhengHei UI" w:cs="Arial Unicode MS" w:ascii="Microsoft JhengHei UI" w:hAnsi="Microsoft JhengHei UI"/>
+        </w:rPr>
+        <w:t xml:space="preserve">"FAIL", </w:t>
+      </w:r>
+      <w:r>
+        <w:rPr>
+          <w:rFonts w:ascii="Microsoft JhengHei UI" w:hAnsi="Microsoft JhengHei UI" w:cs="Arial Unicode MS" w:eastAsia="Microsoft JhengHei UI"/>
+        </w:rPr>
+        <w:t>並轉跳到</w:t>
+      </w:r>
+      <w:r>
+        <w:rPr>
+          <w:rFonts w:eastAsia="Microsoft JhengHei UI" w:cs="Arial Unicode MS" w:ascii="Microsoft JhengHei UI" w:hAnsi="Microsoft JhengHei UI"/>
+        </w:rPr>
+        <w:t xml:space="preserve">FLASH_APP1_START_ADDRESS, </w:t>
+      </w:r>
+      <w:r>
+        <w:rPr>
+          <w:rFonts w:ascii="Microsoft JhengHei UI" w:hAnsi="Microsoft JhengHei UI" w:cs="Arial Unicode MS" w:eastAsia="Microsoft JhengHei UI"/>
+        </w:rPr>
+        <w:t>運行主要的</w:t>
+      </w:r>
+      <w:r>
+        <w:rPr>
+          <w:rFonts w:eastAsia="Microsoft JhengHei UI" w:cs="Arial Unicode MS" w:ascii="Microsoft JhengHei UI" w:hAnsi="Microsoft JhengHei UI"/>
+        </w:rPr>
+        <w:t>application code</w:t>
+      </w:r>
+      <w:r>
+        <w:rPr>
+          <w:rFonts w:ascii="Microsoft JhengHei UI" w:hAnsi="Microsoft JhengHei UI" w:cs="Arial Unicode MS" w:eastAsia="Microsoft JhengHei UI"/>
+        </w:rPr>
+        <w:t>。</w:t>
+      </w:r>
+    </w:p>
+    <w:p>
+      <w:pPr>
+        <w:pStyle w:val="LOnormal"/>
+        <w:ind w:firstLine="720"/>
+        <w:rPr>
+          <w:rFonts w:ascii="Microsoft JhengHei UI" w:hAnsi="Microsoft JhengHei UI" w:eastAsia="Microsoft JhengHei UI"/>
+        </w:rPr>
+      </w:pPr>
+      <w:r>
+        <w:rPr>
+          <w:rFonts w:eastAsia="Microsoft JhengHei UI" w:cs="Arial Unicode MS" w:ascii="Microsoft JhengHei UI" w:hAnsi="Microsoft JhengHei UI"/>
+        </w:rPr>
+        <w:t>FW binary</w:t>
+      </w:r>
+      <w:r>
+        <w:rPr>
+          <w:rFonts w:ascii="Microsoft JhengHei UI" w:hAnsi="Microsoft JhengHei UI" w:cs="Arial Unicode MS" w:eastAsia="Microsoft JhengHei UI"/>
+        </w:rPr>
+        <w:t>的部分固定</w:t>
+      </w:r>
+      <w:r>
+        <w:rPr>
+          <w:rFonts w:eastAsia="Microsoft JhengHei UI" w:cs="Arial Unicode MS" w:ascii="Microsoft JhengHei UI" w:hAnsi="Microsoft JhengHei UI"/>
+        </w:rPr>
+        <w:t xml:space="preserve">512bytes, </w:t>
+      </w:r>
+      <w:r>
+        <w:rPr>
+          <w:rFonts w:ascii="Microsoft JhengHei UI" w:hAnsi="Microsoft JhengHei UI" w:cs="Arial Unicode MS" w:eastAsia="Microsoft JhengHei UI"/>
+        </w:rPr>
+        <w:t>若</w:t>
+      </w:r>
+      <w:r>
+        <w:rPr>
+          <w:rFonts w:eastAsia="Microsoft JhengHei UI" w:cs="Arial Unicode MS" w:ascii="Microsoft JhengHei UI" w:hAnsi="Microsoft JhengHei UI"/>
+        </w:rPr>
+        <w:t>FW binary file</w:t>
+      </w:r>
+      <w:r>
+        <w:rPr>
+          <w:rFonts w:ascii="Microsoft JhengHei UI" w:hAnsi="Microsoft JhengHei UI" w:cs="Arial Unicode MS" w:eastAsia="Microsoft JhengHei UI"/>
+        </w:rPr>
+        <w:t>最後一包不滿</w:t>
+      </w:r>
+      <w:r>
+        <w:rPr>
+          <w:rFonts w:eastAsia="Microsoft JhengHei UI" w:cs="Arial Unicode MS" w:ascii="Microsoft JhengHei UI" w:hAnsi="Microsoft JhengHei UI"/>
+        </w:rPr>
+        <w:t xml:space="preserve">512bytes, </w:t>
+      </w:r>
+      <w:r>
+        <w:rPr>
+          <w:rFonts w:ascii="Microsoft JhengHei UI" w:hAnsi="Microsoft JhengHei UI" w:cs="Arial Unicode MS" w:eastAsia="Microsoft JhengHei UI"/>
+        </w:rPr>
+        <w:t>比如只剩</w:t>
+      </w:r>
+      <w:r>
+        <w:rPr>
+          <w:rFonts w:eastAsia="Microsoft JhengHei UI" w:cs="Arial Unicode MS" w:ascii="Microsoft JhengHei UI" w:hAnsi="Microsoft JhengHei UI"/>
+        </w:rPr>
+        <w:t xml:space="preserve">500bytes, </w:t>
+      </w:r>
+      <w:r>
+        <w:rPr>
+          <w:rFonts w:ascii="Microsoft JhengHei UI" w:hAnsi="Microsoft JhengHei UI" w:cs="Arial Unicode MS" w:eastAsia="Microsoft JhengHei UI"/>
+        </w:rPr>
+        <w:t>剩下的</w:t>
+      </w:r>
+      <w:r>
+        <w:rPr>
+          <w:rFonts w:eastAsia="Microsoft JhengHei UI" w:cs="Arial Unicode MS" w:ascii="Microsoft JhengHei UI" w:hAnsi="Microsoft JhengHei UI"/>
+        </w:rPr>
+        <w:t>12bytes</w:t>
+      </w:r>
+      <w:r>
+        <w:rPr>
+          <w:rFonts w:ascii="Microsoft JhengHei UI" w:hAnsi="Microsoft JhengHei UI" w:cs="Arial Unicode MS" w:eastAsia="Microsoft JhengHei UI"/>
+        </w:rPr>
+        <w:t>補</w:t>
+      </w:r>
+      <w:r>
+        <w:rPr>
+          <w:rFonts w:eastAsia="Microsoft JhengHei UI" w:cs="Arial Unicode MS" w:ascii="Microsoft JhengHei UI" w:hAnsi="Microsoft JhengHei UI"/>
+        </w:rPr>
+        <w:t xml:space="preserve">0xFF, </w:t>
+      </w:r>
+      <w:r>
+        <w:rPr>
+          <w:rFonts w:ascii="Microsoft JhengHei UI" w:hAnsi="Microsoft JhengHei UI" w:cs="Arial Unicode MS" w:eastAsia="Microsoft JhengHei UI"/>
+        </w:rPr>
+        <w:t>封包最後</w:t>
+      </w:r>
+      <w:r>
+        <w:rPr>
+          <w:rFonts w:eastAsia="Microsoft JhengHei UI" w:cs="Arial Unicode MS" w:ascii="Microsoft JhengHei UI" w:hAnsi="Microsoft JhengHei UI"/>
+        </w:rPr>
+        <w:t>2bytes</w:t>
+      </w:r>
+      <w:r>
+        <w:rPr>
+          <w:rFonts w:ascii="Microsoft JhengHei UI" w:hAnsi="Microsoft JhengHei UI" w:cs="Arial Unicode MS" w:eastAsia="Microsoft JhengHei UI"/>
+        </w:rPr>
+        <w:t>為結束符號</w:t>
+      </w:r>
+      <w:r>
+        <w:rPr>
+          <w:rFonts w:eastAsia="Microsoft JhengHei UI" w:cs="Arial Unicode MS" w:ascii="Microsoft JhengHei UI" w:hAnsi="Microsoft JhengHei UI"/>
+        </w:rPr>
+        <w:t xml:space="preserve">0x0A 0x0D, </w:t>
+      </w:r>
+      <w:r>
+        <w:rPr>
+          <w:rFonts w:ascii="Microsoft JhengHei UI" w:hAnsi="Microsoft JhengHei UI" w:cs="Arial Unicode MS" w:eastAsia="Microsoft JhengHei UI"/>
+        </w:rPr>
+        <w:t>共</w:t>
+      </w:r>
+      <w:r>
+        <w:rPr>
+          <w:rFonts w:eastAsia="Microsoft JhengHei UI" w:cs="Arial Unicode MS" w:ascii="Microsoft JhengHei UI" w:hAnsi="Microsoft JhengHei UI"/>
+        </w:rPr>
+        <w:t>516bytes, bootloader</w:t>
+      </w:r>
+      <w:r>
+        <w:rPr>
+          <w:rFonts w:ascii="Microsoft JhengHei UI" w:hAnsi="Microsoft JhengHei UI" w:cs="Arial Unicode MS" w:eastAsia="Microsoft JhengHei UI"/>
+        </w:rPr>
+        <w:t>會根據封包前</w:t>
+      </w:r>
+      <w:r>
+        <w:rPr>
+          <w:rFonts w:eastAsia="Microsoft JhengHei UI" w:cs="Arial Unicode MS" w:ascii="Microsoft JhengHei UI" w:hAnsi="Microsoft JhengHei UI"/>
+        </w:rPr>
+        <w:t>2bytes</w:t>
+      </w:r>
+      <w:r>
+        <w:rPr>
+          <w:rFonts w:ascii="Microsoft JhengHei UI" w:hAnsi="Microsoft JhengHei UI" w:cs="Arial Unicode MS" w:eastAsia="Microsoft JhengHei UI"/>
+        </w:rPr>
+        <w:t>的</w:t>
+      </w:r>
+      <w:r>
+        <w:rPr>
+          <w:rFonts w:eastAsia="Microsoft JhengHei UI" w:cs="Arial Unicode MS" w:ascii="Microsoft JhengHei UI" w:hAnsi="Microsoft JhengHei UI"/>
+        </w:rPr>
+        <w:t>length</w:t>
+      </w:r>
+      <w:r>
+        <w:rPr>
+          <w:rFonts w:ascii="Microsoft JhengHei UI" w:hAnsi="Microsoft JhengHei UI" w:cs="Arial Unicode MS" w:eastAsia="Microsoft JhengHei UI"/>
+        </w:rPr>
+        <w:t>是否為</w:t>
+      </w:r>
+      <w:r>
+        <w:rPr>
+          <w:rFonts w:eastAsia="Microsoft JhengHei UI" w:cs="Arial Unicode MS" w:ascii="Microsoft JhengHei UI" w:hAnsi="Microsoft JhengHei UI"/>
+        </w:rPr>
+        <w:t>512bytes</w:t>
+      </w:r>
+      <w:r>
+        <w:rPr>
+          <w:rFonts w:ascii="Microsoft JhengHei UI" w:hAnsi="Microsoft JhengHei UI" w:cs="Arial Unicode MS" w:eastAsia="Microsoft JhengHei UI"/>
+        </w:rPr>
+        <w:t>來判斷</w:t>
+      </w:r>
+      <w:r>
+        <w:rPr>
+          <w:rFonts w:eastAsia="Microsoft JhengHei UI" w:cs="Arial Unicode MS" w:ascii="Microsoft JhengHei UI" w:hAnsi="Microsoft JhengHei UI"/>
+        </w:rPr>
+        <w:t>FW binary file</w:t>
+      </w:r>
+      <w:r>
+        <w:rPr>
+          <w:rFonts w:ascii="Microsoft JhengHei UI" w:hAnsi="Microsoft JhengHei UI" w:cs="Arial Unicode MS" w:eastAsia="Microsoft JhengHei UI"/>
+        </w:rPr>
+        <w:t>是否已傳輸完畢</w:t>
+      </w:r>
+      <w:r>
+        <w:rPr>
+          <w:rFonts w:eastAsia="Microsoft JhengHei UI" w:cs="Arial Unicode MS" w:ascii="Microsoft JhengHei UI" w:hAnsi="Microsoft JhengHei UI"/>
+        </w:rPr>
+        <w:t xml:space="preserve">, </w:t>
+      </w:r>
+      <w:r>
+        <w:rPr>
+          <w:rFonts w:ascii="Microsoft JhengHei UI" w:hAnsi="Microsoft JhengHei UI" w:cs="Arial Unicode MS" w:eastAsia="Microsoft JhengHei UI"/>
+        </w:rPr>
+        <w:t>若</w:t>
+      </w:r>
+      <w:r>
+        <w:rPr>
+          <w:rFonts w:eastAsia="Microsoft JhengHei UI" w:cs="Arial Unicode MS" w:ascii="Microsoft JhengHei UI" w:hAnsi="Microsoft JhengHei UI"/>
+        </w:rPr>
+        <w:t>FW binary file</w:t>
+      </w:r>
+      <w:r>
+        <w:rPr>
+          <w:rFonts w:ascii="Microsoft JhengHei UI" w:hAnsi="Microsoft JhengHei UI" w:cs="Arial Unicode MS" w:eastAsia="Microsoft JhengHei UI"/>
+        </w:rPr>
+        <w:t>的</w:t>
+      </w:r>
+      <w:r>
+        <w:rPr>
+          <w:rFonts w:eastAsia="Microsoft JhengHei UI" w:cs="Arial Unicode MS" w:ascii="Microsoft JhengHei UI" w:hAnsi="Microsoft JhengHei UI"/>
+        </w:rPr>
+        <w:t>bytes</w:t>
+      </w:r>
+      <w:r>
+        <w:rPr>
+          <w:rFonts w:ascii="Microsoft JhengHei UI" w:hAnsi="Microsoft JhengHei UI" w:cs="Arial Unicode MS" w:eastAsia="Microsoft JhengHei UI"/>
+        </w:rPr>
+        <w:t>數剛好整除於</w:t>
+      </w:r>
+      <w:r>
+        <w:rPr>
+          <w:rFonts w:eastAsia="Microsoft JhengHei UI" w:cs="Arial Unicode MS" w:ascii="Microsoft JhengHei UI" w:hAnsi="Microsoft JhengHei UI"/>
+        </w:rPr>
+        <w:t xml:space="preserve">512, </w:t>
+      </w:r>
+      <w:r>
+        <w:rPr>
+          <w:rFonts w:ascii="Microsoft JhengHei UI" w:hAnsi="Microsoft JhengHei UI" w:cs="Arial Unicode MS" w:eastAsia="Microsoft JhengHei UI"/>
+        </w:rPr>
+        <w:t>多送一包內容為</w:t>
+      </w:r>
+      <w:r>
+        <w:rPr>
+          <w:rFonts w:eastAsia="Microsoft JhengHei UI" w:cs="Arial Unicode MS" w:ascii="Microsoft JhengHei UI" w:hAnsi="Microsoft JhengHei UI"/>
+        </w:rPr>
+        <w:t>0x00 0x00 0xFF 0xFF ... 0xFF 0xFF 0x0A 0x0D</w:t>
+      </w:r>
+      <w:r>
+        <w:rPr>
+          <w:rFonts w:ascii="Microsoft JhengHei UI" w:hAnsi="Microsoft JhengHei UI" w:cs="Arial Unicode MS" w:eastAsia="Microsoft JhengHei UI"/>
+        </w:rPr>
+        <w:t>的結束封包</w:t>
+      </w:r>
+      <w:r>
+        <w:rPr>
+          <w:rFonts w:eastAsia="Microsoft JhengHei UI" w:cs="Arial Unicode MS" w:ascii="Microsoft JhengHei UI" w:hAnsi="Microsoft JhengHei UI"/>
+        </w:rPr>
+        <w:t>, bootloader</w:t>
+      </w:r>
+      <w:r>
+        <w:rPr>
+          <w:rFonts w:ascii="Microsoft JhengHei UI" w:hAnsi="Microsoft JhengHei UI" w:cs="Arial Unicode MS" w:eastAsia="Microsoft JhengHei UI"/>
+        </w:rPr>
+        <w:t>統一判斷</w:t>
+      </w:r>
+      <w:r>
+        <w:rPr>
+          <w:rFonts w:eastAsia="Microsoft JhengHei UI" w:cs="Arial Unicode MS" w:ascii="Microsoft JhengHei UI" w:hAnsi="Microsoft JhengHei UI"/>
+        </w:rPr>
+        <w:t>length</w:t>
+      </w:r>
+      <w:r>
+        <w:rPr>
+          <w:rFonts w:ascii="Microsoft JhengHei UI" w:hAnsi="Microsoft JhengHei UI" w:cs="Arial Unicode MS" w:eastAsia="Microsoft JhengHei UI"/>
+        </w:rPr>
+        <w:t>小於</w:t>
+      </w:r>
+      <w:r>
+        <w:rPr>
+          <w:rFonts w:eastAsia="Microsoft JhengHei UI" w:cs="Arial Unicode MS" w:ascii="Microsoft JhengHei UI" w:hAnsi="Microsoft JhengHei UI"/>
+        </w:rPr>
+        <w:t xml:space="preserve">512bytes, </w:t>
+      </w:r>
+      <w:r>
+        <w:rPr>
+          <w:rFonts w:ascii="Microsoft JhengHei UI" w:hAnsi="Microsoft JhengHei UI" w:cs="Arial Unicode MS" w:eastAsia="Microsoft JhengHei UI"/>
+        </w:rPr>
+        <w:t>進到下個階段等待</w:t>
+      </w:r>
+      <w:r>
+        <w:rPr>
+          <w:rFonts w:eastAsia="Microsoft JhengHei UI" w:cs="Arial Unicode MS" w:ascii="Microsoft JhengHei UI" w:hAnsi="Microsoft JhengHei UI"/>
+        </w:rPr>
+        <w:t>FW binary file</w:t>
+      </w:r>
+      <w:r>
+        <w:rPr>
+          <w:rFonts w:ascii="Microsoft JhengHei UI" w:hAnsi="Microsoft JhengHei UI" w:cs="Arial Unicode MS" w:eastAsia="Microsoft JhengHei UI"/>
+        </w:rPr>
+        <w:t>的</w:t>
+      </w:r>
+      <w:r>
+        <w:rPr>
+          <w:rFonts w:eastAsia="Microsoft JhengHei UI" w:cs="Arial Unicode MS" w:ascii="Microsoft JhengHei UI" w:hAnsi="Microsoft JhengHei UI"/>
+        </w:rPr>
+        <w:t>checksum</w:t>
+      </w:r>
+      <w:r>
+        <w:rPr>
+          <w:rFonts w:ascii="Microsoft JhengHei UI" w:hAnsi="Microsoft JhengHei UI" w:cs="Arial Unicode MS" w:eastAsia="Microsoft JhengHei UI"/>
+        </w:rPr>
+        <w:t>。</w:t>
+      </w:r>
+    </w:p>
+    <w:p>
+      <w:pPr>
+        <w:pStyle w:val="LOnormal"/>
         <w:rPr>
           <w:rFonts w:ascii="Microsoft JhengHei UI" w:hAnsi="Microsoft JhengHei UI" w:eastAsia="Microsoft JhengHei UI" w:cs="Ubuntu"/>
         </w:rPr>
@@ -923,20 +1580,7 @@
     </w:p>
     <w:p>
       <w:pPr>
-        <w:pStyle w:val="Normal1"/>
-        <w:rPr>
-          <w:rFonts w:ascii="Microsoft JhengHei UI" w:hAnsi="Microsoft JhengHei UI" w:eastAsia="Microsoft JhengHei UI" w:cs="Ubuntu"/>
-        </w:rPr>
-      </w:pPr>
-      <w:r>
-        <w:rPr>
-          <w:rFonts w:eastAsia="Microsoft JhengHei UI" w:cs="Ubuntu" w:ascii="Microsoft JhengHei UI" w:hAnsi="Microsoft JhengHei UI"/>
-        </w:rPr>
-      </w:r>
-    </w:p>
-    <w:p>
-      <w:pPr>
-        <w:pStyle w:val="Normal1"/>
+        <w:pStyle w:val="LOnormal"/>
         <w:rPr>
           <w:rFonts w:ascii="Microsoft JhengHei UI" w:hAnsi="Microsoft JhengHei UI" w:eastAsia="Microsoft JhengHei UI"/>
         </w:rPr>
@@ -946,12 +1590,12 @@
           <w:rFonts w:eastAsia="Microsoft JhengHei UI" w:cs="Ubuntu" w:ascii="Microsoft JhengHei UI" w:hAnsi="Microsoft JhengHei UI"/>
           <w:b/>
         </w:rPr>
-        <w:t>Step 4 - [2bytes of data length + 512bytes of FW binary + 0x0D 0x0A]</w:t>
-      </w:r>
-    </w:p>
-    <w:p>
-      <w:pPr>
-        <w:pStyle w:val="Normal1"/>
+        <w:t>Step 5 - ["FWED" + 4bytes of checksum + 0x0D 0x0A]</w:t>
+      </w:r>
+    </w:p>
+    <w:p>
+      <w:pPr>
+        <w:pStyle w:val="LOnormal"/>
         <w:ind w:firstLine="720"/>
         <w:rPr>
           <w:rFonts w:ascii="Microsoft JhengHei UI" w:hAnsi="Microsoft JhengHei UI" w:eastAsia="Microsoft JhengHei UI"/>
@@ -961,13 +1605,49 @@
         <w:rPr>
           <w:rFonts w:ascii="Microsoft JhengHei UI" w:hAnsi="Microsoft JhengHei UI" w:cs="Arial Unicode MS" w:eastAsia="Microsoft JhengHei UI"/>
         </w:rPr>
-        <w:t>確認完</w:t>
-      </w:r>
-      <w:r>
-        <w:rPr>
-          <w:rFonts w:eastAsia="Microsoft JhengHei UI" w:cs="Arial Unicode MS" w:ascii="Microsoft JhengHei UI" w:hAnsi="Microsoft JhengHei UI"/>
-        </w:rPr>
-        <w:t>upgrade</w:t>
+        <w:t>當</w:t>
+      </w:r>
+      <w:r>
+        <w:rPr>
+          <w:rFonts w:eastAsia="Microsoft JhengHei UI" w:cs="Arial Unicode MS" w:ascii="Microsoft JhengHei UI" w:hAnsi="Microsoft JhengHei UI"/>
+        </w:rPr>
+        <w:t>FW binary file</w:t>
+      </w:r>
+      <w:r>
+        <w:rPr>
+          <w:rFonts w:ascii="Microsoft JhengHei UI" w:hAnsi="Microsoft JhengHei UI" w:cs="Arial Unicode MS" w:eastAsia="Microsoft JhengHei UI"/>
+        </w:rPr>
+        <w:t>傳完後</w:t>
+      </w:r>
+      <w:r>
+        <w:rPr>
+          <w:rFonts w:eastAsia="Microsoft JhengHei UI" w:cs="Arial Unicode MS" w:ascii="Microsoft JhengHei UI" w:hAnsi="Microsoft JhengHei UI"/>
+        </w:rPr>
+        <w:t xml:space="preserve">, </w:t>
+      </w:r>
+      <w:r>
+        <w:rPr>
+          <w:rFonts w:ascii="Microsoft JhengHei UI" w:hAnsi="Microsoft JhengHei UI" w:cs="Arial Unicode MS" w:eastAsia="Microsoft JhengHei UI"/>
+        </w:rPr>
+        <w:t>會等待</w:t>
+      </w:r>
+      <w:r>
+        <w:rPr>
+          <w:rFonts w:eastAsia="Microsoft JhengHei UI" w:cs="Arial Unicode MS" w:ascii="Microsoft JhengHei UI" w:hAnsi="Microsoft JhengHei UI"/>
+        </w:rPr>
+        <w:t>10bytes</w:t>
+      </w:r>
+      <w:r>
+        <w:rPr>
+          <w:rFonts w:ascii="Microsoft JhengHei UI" w:hAnsi="Microsoft JhengHei UI" w:cs="Arial Unicode MS" w:eastAsia="Microsoft JhengHei UI"/>
+        </w:rPr>
+        <w:t>的</w:t>
+      </w:r>
+      <w:r>
+        <w:rPr>
+          <w:rFonts w:eastAsia="Microsoft JhengHei UI" w:cs="Arial Unicode MS" w:ascii="Microsoft JhengHei UI" w:hAnsi="Microsoft JhengHei UI"/>
+        </w:rPr>
+        <w:t>checksum</w:t>
       </w:r>
       <w:r>
         <w:rPr>
@@ -985,7 +1665,31 @@
         <w:rPr>
           <w:rFonts w:ascii="Microsoft JhengHei UI" w:hAnsi="Microsoft JhengHei UI" w:cs="Arial Unicode MS" w:eastAsia="Microsoft JhengHei UI"/>
         </w:rPr>
-        <w:t>則開使接收</w:t>
+        <w:t>資料格式為</w:t>
+      </w:r>
+      <w:r>
+        <w:rPr>
+          <w:rFonts w:eastAsia="Microsoft JhengHei UI" w:cs="Arial Unicode MS" w:ascii="Microsoft JhengHei UI" w:hAnsi="Microsoft JhengHei UI"/>
+        </w:rPr>
+        <w:t xml:space="preserve">"FWED" + 4bytes of checksum + 0x0D 0x0A, </w:t>
+      </w:r>
+      <w:r>
+        <w:rPr>
+          <w:rFonts w:ascii="Microsoft JhengHei UI" w:hAnsi="Microsoft JhengHei UI" w:cs="Arial Unicode MS" w:eastAsia="Microsoft JhengHei UI"/>
+        </w:rPr>
+        <w:t>其中</w:t>
+      </w:r>
+      <w:r>
+        <w:rPr>
+          <w:rFonts w:eastAsia="Microsoft JhengHei UI" w:cs="Arial Unicode MS" w:ascii="Microsoft JhengHei UI" w:hAnsi="Microsoft JhengHei UI"/>
+        </w:rPr>
+        <w:t>checksum</w:t>
+      </w:r>
+      <w:r>
+        <w:rPr>
+          <w:rFonts w:ascii="Microsoft JhengHei UI" w:hAnsi="Microsoft JhengHei UI" w:cs="Arial Unicode MS" w:eastAsia="Microsoft JhengHei UI"/>
+        </w:rPr>
+        <w:t>會與前階段接收</w:t>
       </w:r>
       <w:r>
         <w:rPr>
@@ -997,7 +1701,19 @@
         <w:rPr>
           <w:rFonts w:ascii="Microsoft JhengHei UI" w:hAnsi="Microsoft JhengHei UI" w:cs="Arial Unicode MS" w:eastAsia="Microsoft JhengHei UI"/>
         </w:rPr>
-        <w:t>內容</w:t>
+        <w:t>所計算的</w:t>
+      </w:r>
+      <w:r>
+        <w:rPr>
+          <w:rFonts w:eastAsia="Microsoft JhengHei UI" w:cs="Arial Unicode MS" w:ascii="Microsoft JhengHei UI" w:hAnsi="Microsoft JhengHei UI"/>
+        </w:rPr>
+        <w:t>checksum</w:t>
+      </w:r>
+      <w:r>
+        <w:rPr>
+          <w:rFonts w:ascii="Microsoft JhengHei UI" w:hAnsi="Microsoft JhengHei UI" w:cs="Arial Unicode MS" w:eastAsia="Microsoft JhengHei UI"/>
+        </w:rPr>
+        <w:t>做比較</w:t>
       </w:r>
       <w:r>
         <w:rPr>
@@ -1009,31 +1725,19 @@
         <w:rPr>
           <w:rFonts w:ascii="Microsoft JhengHei UI" w:hAnsi="Microsoft JhengHei UI" w:cs="Arial Unicode MS" w:eastAsia="Microsoft JhengHei UI"/>
         </w:rPr>
-        <w:t>並寫到</w:t>
-      </w:r>
-      <w:r>
-        <w:rPr>
-          <w:rFonts w:eastAsia="Microsoft JhengHei UI" w:cs="Arial Unicode MS" w:ascii="Microsoft JhengHei UI" w:hAnsi="Microsoft JhengHei UI"/>
-        </w:rPr>
-        <w:t xml:space="preserve">FLASH_APP2_START_ADDRESS, </w:t>
-      </w:r>
-      <w:r>
-        <w:rPr>
-          <w:rFonts w:ascii="Microsoft JhengHei UI" w:hAnsi="Microsoft JhengHei UI" w:cs="Arial Unicode MS" w:eastAsia="Microsoft JhengHei UI"/>
-        </w:rPr>
-        <w:t>資料格式為</w:t>
-      </w:r>
-      <w:r>
-        <w:rPr>
-          <w:rFonts w:eastAsia="Microsoft JhengHei UI" w:cs="Arial Unicode MS" w:ascii="Microsoft JhengHei UI" w:hAnsi="Microsoft JhengHei UI"/>
-        </w:rPr>
-        <w:t>2bytes of data length + 512bytes of FW binary + 0x0D 0x0A, 516bytes</w:t>
-      </w:r>
-      <w:r>
-        <w:rPr>
-          <w:rFonts w:ascii="Microsoft JhengHei UI" w:hAnsi="Microsoft JhengHei UI" w:cs="Arial Unicode MS" w:eastAsia="Microsoft JhengHei UI"/>
-        </w:rPr>
-        <w:t>為一個封包</w:t>
+        <w:t>若</w:t>
+      </w:r>
+      <w:r>
+        <w:rPr>
+          <w:rFonts w:eastAsia="Microsoft JhengHei UI" w:cs="Arial Unicode MS" w:ascii="Microsoft JhengHei UI" w:hAnsi="Microsoft JhengHei UI"/>
+        </w:rPr>
+        <w:t>checksum</w:t>
+      </w:r>
+      <w:r>
+        <w:rPr>
+          <w:rFonts w:ascii="Microsoft JhengHei UI" w:hAnsi="Microsoft JhengHei UI" w:cs="Arial Unicode MS" w:eastAsia="Microsoft JhengHei UI"/>
+        </w:rPr>
+        <w:t>吻合</w:t>
       </w:r>
       <w:r>
         <w:rPr>
@@ -1045,19 +1749,43 @@
         <w:rPr>
           <w:rFonts w:ascii="Microsoft JhengHei UI" w:hAnsi="Microsoft JhengHei UI" w:cs="Arial Unicode MS" w:eastAsia="Microsoft JhengHei UI"/>
         </w:rPr>
-        <w:t>每個封包收到後</w:t>
-      </w:r>
-      <w:r>
-        <w:rPr>
-          <w:rFonts w:eastAsia="Microsoft JhengHei UI" w:cs="Arial Unicode MS" w:ascii="Microsoft JhengHei UI" w:hAnsi="Microsoft JhengHei UI"/>
-        </w:rPr>
-        <w:t>, bootloader</w:t>
-      </w:r>
-      <w:r>
-        <w:rPr>
-          <w:rFonts w:ascii="Microsoft JhengHei UI" w:hAnsi="Microsoft JhengHei UI" w:cs="Arial Unicode MS" w:eastAsia="Microsoft JhengHei UI"/>
-        </w:rPr>
-        <w:t>皆會發送</w:t>
+        <w:t>則會將</w:t>
+      </w:r>
+      <w:r>
+        <w:rPr>
+          <w:rFonts w:eastAsia="Microsoft JhengHei UI" w:cs="Arial Unicode MS" w:ascii="Microsoft JhengHei UI" w:hAnsi="Microsoft JhengHei UI"/>
+        </w:rPr>
+        <w:t>FLASH_APP2_START_ADDRESS</w:t>
+      </w:r>
+      <w:r>
+        <w:rPr>
+          <w:rFonts w:ascii="Microsoft JhengHei UI" w:hAnsi="Microsoft JhengHei UI" w:cs="Arial Unicode MS" w:eastAsia="Microsoft JhengHei UI"/>
+        </w:rPr>
+        <w:t>的新</w:t>
+      </w:r>
+      <w:r>
+        <w:rPr>
+          <w:rFonts w:eastAsia="Microsoft JhengHei UI" w:cs="Arial Unicode MS" w:ascii="Microsoft JhengHei UI" w:hAnsi="Microsoft JhengHei UI"/>
+        </w:rPr>
+        <w:t>FW copy</w:t>
+      </w:r>
+      <w:r>
+        <w:rPr>
+          <w:rFonts w:ascii="Microsoft JhengHei UI" w:hAnsi="Microsoft JhengHei UI" w:cs="Arial Unicode MS" w:eastAsia="Microsoft JhengHei UI"/>
+        </w:rPr>
+        <w:t>到</w:t>
+      </w:r>
+      <w:r>
+        <w:rPr>
+          <w:rFonts w:eastAsia="Microsoft JhengHei UI" w:cs="Arial Unicode MS" w:ascii="Microsoft JhengHei UI" w:hAnsi="Microsoft JhengHei UI"/>
+        </w:rPr>
+        <w:t xml:space="preserve">FLASH_APP1_START_ADDRESS, </w:t>
+      </w:r>
+      <w:r>
+        <w:rPr>
+          <w:rFonts w:ascii="Microsoft JhengHei UI" w:hAnsi="Microsoft JhengHei UI" w:cs="Arial Unicode MS" w:eastAsia="Microsoft JhengHei UI"/>
+        </w:rPr>
+        <w:t>並發出</w:t>
       </w:r>
       <w:r>
         <w:rPr>
@@ -1069,7 +1797,7 @@
         <w:rPr>
           <w:rFonts w:ascii="Microsoft JhengHei UI" w:hAnsi="Microsoft JhengHei UI" w:cs="Arial Unicode MS" w:eastAsia="Microsoft JhengHei UI"/>
         </w:rPr>
-        <w:t>回應</w:t>
+        <w:t>表示更新成功</w:t>
       </w:r>
       <w:r>
         <w:rPr>
@@ -1081,103 +1809,7 @@
         <w:rPr>
           <w:rFonts w:ascii="Microsoft JhengHei UI" w:hAnsi="Microsoft JhengHei UI" w:cs="Arial Unicode MS" w:eastAsia="Microsoft JhengHei UI"/>
         </w:rPr>
-        <w:t>封包的前</w:t>
-      </w:r>
-      <w:r>
-        <w:rPr>
-          <w:rFonts w:eastAsia="Microsoft JhengHei UI" w:cs="Arial Unicode MS" w:ascii="Microsoft JhengHei UI" w:hAnsi="Microsoft JhengHei UI"/>
-        </w:rPr>
-        <w:t>2bytes</w:t>
-      </w:r>
-      <w:r>
-        <w:rPr>
-          <w:rFonts w:ascii="Microsoft JhengHei UI" w:hAnsi="Microsoft JhengHei UI" w:cs="Arial Unicode MS" w:eastAsia="Microsoft JhengHei UI"/>
-        </w:rPr>
-        <w:t>為封包內</w:t>
-      </w:r>
-      <w:r>
-        <w:rPr>
-          <w:rFonts w:eastAsia="Microsoft JhengHei UI" w:cs="Arial Unicode MS" w:ascii="Microsoft JhengHei UI" w:hAnsi="Microsoft JhengHei UI"/>
-        </w:rPr>
-        <w:t>FW binary</w:t>
-      </w:r>
-      <w:r>
-        <w:rPr>
-          <w:rFonts w:ascii="Microsoft JhengHei UI" w:hAnsi="Microsoft JhengHei UI" w:cs="Arial Unicode MS" w:eastAsia="Microsoft JhengHei UI"/>
-        </w:rPr>
-        <w:t>的</w:t>
-      </w:r>
-      <w:r>
-        <w:rPr>
-          <w:rFonts w:eastAsia="Microsoft JhengHei UI" w:cs="Arial Unicode MS" w:ascii="Microsoft JhengHei UI" w:hAnsi="Microsoft JhengHei UI"/>
-        </w:rPr>
-        <w:t xml:space="preserve">length, </w:t>
-      </w:r>
-      <w:r>
-        <w:rPr>
-          <w:rFonts w:ascii="Microsoft JhengHei UI" w:hAnsi="Microsoft JhengHei UI" w:cs="Arial Unicode MS" w:eastAsia="Microsoft JhengHei UI"/>
-        </w:rPr>
-        <w:t>如</w:t>
-      </w:r>
-      <w:r>
-        <w:rPr>
-          <w:rFonts w:eastAsia="Microsoft JhengHei UI" w:cs="Arial Unicode MS" w:ascii="Microsoft JhengHei UI" w:hAnsi="Microsoft JhengHei UI"/>
-        </w:rPr>
-        <w:t>512bytes</w:t>
-      </w:r>
-      <w:r>
-        <w:rPr>
-          <w:rFonts w:ascii="Microsoft JhengHei UI" w:hAnsi="Microsoft JhengHei UI" w:cs="Arial Unicode MS" w:eastAsia="Microsoft JhengHei UI"/>
-        </w:rPr>
-        <w:t>就是</w:t>
-      </w:r>
-      <w:r>
-        <w:rPr>
-          <w:rFonts w:eastAsia="Microsoft JhengHei UI" w:cs="Arial Unicode MS" w:ascii="Microsoft JhengHei UI" w:hAnsi="Microsoft JhengHei UI"/>
-        </w:rPr>
-        <w:t>0x02 0x00, 128bytes</w:t>
-      </w:r>
-      <w:r>
-        <w:rPr>
-          <w:rFonts w:ascii="Microsoft JhengHei UI" w:hAnsi="Microsoft JhengHei UI" w:cs="Arial Unicode MS" w:eastAsia="Microsoft JhengHei UI"/>
-        </w:rPr>
-        <w:t>就是</w:t>
-      </w:r>
-      <w:r>
-        <w:rPr>
-          <w:rFonts w:eastAsia="Microsoft JhengHei UI" w:cs="Arial Unicode MS" w:ascii="Microsoft JhengHei UI" w:hAnsi="Microsoft JhengHei UI"/>
-        </w:rPr>
-        <w:t>0x00 0x80, length</w:t>
-      </w:r>
-      <w:r>
-        <w:rPr>
-          <w:rFonts w:ascii="Microsoft JhengHei UI" w:hAnsi="Microsoft JhengHei UI" w:cs="Arial Unicode MS" w:eastAsia="Microsoft JhengHei UI"/>
-        </w:rPr>
-        <w:t>大於</w:t>
-      </w:r>
-      <w:r>
-        <w:rPr>
-          <w:rFonts w:eastAsia="Microsoft JhengHei UI" w:cs="Arial Unicode MS" w:ascii="Microsoft JhengHei UI" w:hAnsi="Microsoft JhengHei UI"/>
-        </w:rPr>
-        <w:t>512bytes</w:t>
-      </w:r>
-      <w:r>
-        <w:rPr>
-          <w:rFonts w:ascii="Microsoft JhengHei UI" w:hAnsi="Microsoft JhengHei UI" w:cs="Arial Unicode MS" w:eastAsia="Microsoft JhengHei UI"/>
-        </w:rPr>
-        <w:t>為異常</w:t>
-      </w:r>
-      <w:r>
-        <w:rPr>
-          <w:rFonts w:eastAsia="Microsoft JhengHei UI" w:cs="Arial Unicode MS" w:ascii="Microsoft JhengHei UI" w:hAnsi="Microsoft JhengHei UI"/>
-        </w:rPr>
-        <w:t xml:space="preserve">, </w:t>
-      </w:r>
-      <w:r>
-        <w:rPr>
-          <w:rFonts w:ascii="Microsoft JhengHei UI" w:hAnsi="Microsoft JhengHei UI" w:cs="Arial Unicode MS" w:eastAsia="Microsoft JhengHei UI"/>
-        </w:rPr>
-        <w:t>則發出</w:t>
+        <w:t>反之則發出</w:t>
       </w:r>
       <w:r>
         <w:rPr>
@@ -1189,7 +1821,7 @@
         <w:rPr>
           <w:rFonts w:ascii="Microsoft JhengHei UI" w:hAnsi="Microsoft JhengHei UI" w:cs="Arial Unicode MS" w:eastAsia="Microsoft JhengHei UI"/>
         </w:rPr>
-        <w:t>並轉跳到</w:t>
+        <w:t>最後皆轉跳至</w:t>
       </w:r>
       <w:r>
         <w:rPr>
@@ -1214,612 +1846,6 @@
           <w:rFonts w:ascii="Microsoft JhengHei UI" w:hAnsi="Microsoft JhengHei UI" w:cs="Arial Unicode MS" w:eastAsia="Microsoft JhengHei UI"/>
         </w:rPr>
         <w:t>。</w:t>
-      </w:r>
-    </w:p>
-    <w:p>
-      <w:pPr>
-        <w:pStyle w:val="Normal1"/>
-        <w:ind w:firstLine="720"/>
-        <w:rPr>
-          <w:rFonts w:ascii="Microsoft JhengHei UI" w:hAnsi="Microsoft JhengHei UI" w:eastAsia="Microsoft JhengHei UI"/>
-        </w:rPr>
-      </w:pPr>
-      <w:r>
-        <w:rPr>
-          <w:rFonts w:eastAsia="Microsoft JhengHei UI" w:cs="Arial Unicode MS" w:ascii="Microsoft JhengHei UI" w:hAnsi="Microsoft JhengHei UI"/>
-        </w:rPr>
-        <w:t>FW binary</w:t>
-      </w:r>
-      <w:r>
-        <w:rPr>
-          <w:rFonts w:ascii="Microsoft JhengHei UI" w:hAnsi="Microsoft JhengHei UI" w:cs="Arial Unicode MS" w:eastAsia="Microsoft JhengHei UI"/>
-        </w:rPr>
-        <w:t>的部分固定</w:t>
-      </w:r>
-      <w:r>
-        <w:rPr>
-          <w:rFonts w:eastAsia="Microsoft JhengHei UI" w:cs="Arial Unicode MS" w:ascii="Microsoft JhengHei UI" w:hAnsi="Microsoft JhengHei UI"/>
-        </w:rPr>
-        <w:t xml:space="preserve">512bytes, </w:t>
-      </w:r>
-      <w:r>
-        <w:rPr>
-          <w:rFonts w:ascii="Microsoft JhengHei UI" w:hAnsi="Microsoft JhengHei UI" w:cs="Arial Unicode MS" w:eastAsia="Microsoft JhengHei UI"/>
-        </w:rPr>
-        <w:t>若</w:t>
-      </w:r>
-      <w:r>
-        <w:rPr>
-          <w:rFonts w:eastAsia="Microsoft JhengHei UI" w:cs="Arial Unicode MS" w:ascii="Microsoft JhengHei UI" w:hAnsi="Microsoft JhengHei UI"/>
-        </w:rPr>
-        <w:t>FW binary file</w:t>
-      </w:r>
-      <w:r>
-        <w:rPr>
-          <w:rFonts w:ascii="Microsoft JhengHei UI" w:hAnsi="Microsoft JhengHei UI" w:cs="Arial Unicode MS" w:eastAsia="Microsoft JhengHei UI"/>
-        </w:rPr>
-        <w:t>最後一包不滿</w:t>
-      </w:r>
-      <w:r>
-        <w:rPr>
-          <w:rFonts w:eastAsia="Microsoft JhengHei UI" w:cs="Arial Unicode MS" w:ascii="Microsoft JhengHei UI" w:hAnsi="Microsoft JhengHei UI"/>
-        </w:rPr>
-        <w:t xml:space="preserve">512bytes, </w:t>
-      </w:r>
-      <w:r>
-        <w:rPr>
-          <w:rFonts w:ascii="Microsoft JhengHei UI" w:hAnsi="Microsoft JhengHei UI" w:cs="Arial Unicode MS" w:eastAsia="Microsoft JhengHei UI"/>
-        </w:rPr>
-        <w:t>比如只剩</w:t>
-      </w:r>
-      <w:r>
-        <w:rPr>
-          <w:rFonts w:eastAsia="Microsoft JhengHei UI" w:cs="Arial Unicode MS" w:ascii="Microsoft JhengHei UI" w:hAnsi="Microsoft JhengHei UI"/>
-        </w:rPr>
-        <w:t xml:space="preserve">500bytes, </w:t>
-      </w:r>
-      <w:r>
-        <w:rPr>
-          <w:rFonts w:ascii="Microsoft JhengHei UI" w:hAnsi="Microsoft JhengHei UI" w:cs="Arial Unicode MS" w:eastAsia="Microsoft JhengHei UI"/>
-        </w:rPr>
-        <w:t>剩下的</w:t>
-      </w:r>
-      <w:r>
-        <w:rPr>
-          <w:rFonts w:eastAsia="Microsoft JhengHei UI" w:cs="Arial Unicode MS" w:ascii="Microsoft JhengHei UI" w:hAnsi="Microsoft JhengHei UI"/>
-        </w:rPr>
-        <w:t>12bytes</w:t>
-      </w:r>
-      <w:r>
-        <w:rPr>
-          <w:rFonts w:ascii="Microsoft JhengHei UI" w:hAnsi="Microsoft JhengHei UI" w:cs="Arial Unicode MS" w:eastAsia="Microsoft JhengHei UI"/>
-        </w:rPr>
-        <w:t>補</w:t>
-      </w:r>
-      <w:r>
-        <w:rPr>
-          <w:rFonts w:eastAsia="Microsoft JhengHei UI" w:cs="Arial Unicode MS" w:ascii="Microsoft JhengHei UI" w:hAnsi="Microsoft JhengHei UI"/>
-        </w:rPr>
-        <w:t xml:space="preserve">0xFF, </w:t>
-      </w:r>
-      <w:r>
-        <w:rPr>
-          <w:rFonts w:ascii="Microsoft JhengHei UI" w:hAnsi="Microsoft JhengHei UI" w:cs="Arial Unicode MS" w:eastAsia="Microsoft JhengHei UI"/>
-        </w:rPr>
-        <w:t>封包最後</w:t>
-      </w:r>
-      <w:r>
-        <w:rPr>
-          <w:rFonts w:eastAsia="Microsoft JhengHei UI" w:cs="Arial Unicode MS" w:ascii="Microsoft JhengHei UI" w:hAnsi="Microsoft JhengHei UI"/>
-        </w:rPr>
-        <w:t>2bytes</w:t>
-      </w:r>
-      <w:r>
-        <w:rPr>
-          <w:rFonts w:ascii="Microsoft JhengHei UI" w:hAnsi="Microsoft JhengHei UI" w:cs="Arial Unicode MS" w:eastAsia="Microsoft JhengHei UI"/>
-        </w:rPr>
-        <w:t>為結束符號</w:t>
-      </w:r>
-      <w:r>
-        <w:rPr>
-          <w:rFonts w:eastAsia="Microsoft JhengHei UI" w:cs="Arial Unicode MS" w:ascii="Microsoft JhengHei UI" w:hAnsi="Microsoft JhengHei UI"/>
-        </w:rPr>
-        <w:t xml:space="preserve">0x0A 0x0D, </w:t>
-      </w:r>
-      <w:r>
-        <w:rPr>
-          <w:rFonts w:ascii="Microsoft JhengHei UI" w:hAnsi="Microsoft JhengHei UI" w:cs="Arial Unicode MS" w:eastAsia="Microsoft JhengHei UI"/>
-        </w:rPr>
-        <w:t>共</w:t>
-      </w:r>
-      <w:r>
-        <w:rPr>
-          <w:rFonts w:eastAsia="Microsoft JhengHei UI" w:cs="Arial Unicode MS" w:ascii="Microsoft JhengHei UI" w:hAnsi="Microsoft JhengHei UI"/>
-        </w:rPr>
-        <w:t>516bytes, bootloader</w:t>
-      </w:r>
-      <w:r>
-        <w:rPr>
-          <w:rFonts w:ascii="Microsoft JhengHei UI" w:hAnsi="Microsoft JhengHei UI" w:cs="Arial Unicode MS" w:eastAsia="Microsoft JhengHei UI"/>
-        </w:rPr>
-        <w:t>會根據封包前</w:t>
-      </w:r>
-      <w:r>
-        <w:rPr>
-          <w:rFonts w:eastAsia="Microsoft JhengHei UI" w:cs="Arial Unicode MS" w:ascii="Microsoft JhengHei UI" w:hAnsi="Microsoft JhengHei UI"/>
-        </w:rPr>
-        <w:t>2bytes</w:t>
-      </w:r>
-      <w:r>
-        <w:rPr>
-          <w:rFonts w:ascii="Microsoft JhengHei UI" w:hAnsi="Microsoft JhengHei UI" w:cs="Arial Unicode MS" w:eastAsia="Microsoft JhengHei UI"/>
-        </w:rPr>
-        <w:t>的</w:t>
-      </w:r>
-      <w:r>
-        <w:rPr>
-          <w:rFonts w:eastAsia="Microsoft JhengHei UI" w:cs="Arial Unicode MS" w:ascii="Microsoft JhengHei UI" w:hAnsi="Microsoft JhengHei UI"/>
-        </w:rPr>
-        <w:t>length</w:t>
-      </w:r>
-      <w:r>
-        <w:rPr>
-          <w:rFonts w:ascii="Microsoft JhengHei UI" w:hAnsi="Microsoft JhengHei UI" w:cs="Arial Unicode MS" w:eastAsia="Microsoft JhengHei UI"/>
-        </w:rPr>
-        <w:t>是否為</w:t>
-      </w:r>
-      <w:r>
-        <w:rPr>
-          <w:rFonts w:eastAsia="Microsoft JhengHei UI" w:cs="Arial Unicode MS" w:ascii="Microsoft JhengHei UI" w:hAnsi="Microsoft JhengHei UI"/>
-        </w:rPr>
-        <w:t>512bytes</w:t>
-      </w:r>
-      <w:r>
-        <w:rPr>
-          <w:rFonts w:ascii="Microsoft JhengHei UI" w:hAnsi="Microsoft JhengHei UI" w:cs="Arial Unicode MS" w:eastAsia="Microsoft JhengHei UI"/>
-        </w:rPr>
-        <w:t>來判斷</w:t>
-      </w:r>
-      <w:r>
-        <w:rPr>
-          <w:rFonts w:eastAsia="Microsoft JhengHei UI" w:cs="Arial Unicode MS" w:ascii="Microsoft JhengHei UI" w:hAnsi="Microsoft JhengHei UI"/>
-        </w:rPr>
-        <w:t>FW binary file</w:t>
-      </w:r>
-      <w:r>
-        <w:rPr>
-          <w:rFonts w:ascii="Microsoft JhengHei UI" w:hAnsi="Microsoft JhengHei UI" w:cs="Arial Unicode MS" w:eastAsia="Microsoft JhengHei UI"/>
-        </w:rPr>
-        <w:t>是否已傳輸完畢</w:t>
-      </w:r>
-      <w:r>
-        <w:rPr>
-          <w:rFonts w:eastAsia="Microsoft JhengHei UI" w:cs="Arial Unicode MS" w:ascii="Microsoft JhengHei UI" w:hAnsi="Microsoft JhengHei UI"/>
-        </w:rPr>
-        <w:t xml:space="preserve">, </w:t>
-      </w:r>
-      <w:r>
-        <w:rPr>
-          <w:rFonts w:ascii="Microsoft JhengHei UI" w:hAnsi="Microsoft JhengHei UI" w:cs="Arial Unicode MS" w:eastAsia="Microsoft JhengHei UI"/>
-        </w:rPr>
-        <w:t>若</w:t>
-      </w:r>
-      <w:r>
-        <w:rPr>
-          <w:rFonts w:eastAsia="Microsoft JhengHei UI" w:cs="Arial Unicode MS" w:ascii="Microsoft JhengHei UI" w:hAnsi="Microsoft JhengHei UI"/>
-        </w:rPr>
-        <w:t>FW binary file</w:t>
-      </w:r>
-      <w:r>
-        <w:rPr>
-          <w:rFonts w:ascii="Microsoft JhengHei UI" w:hAnsi="Microsoft JhengHei UI" w:cs="Arial Unicode MS" w:eastAsia="Microsoft JhengHei UI"/>
-        </w:rPr>
-        <w:t>的</w:t>
-      </w:r>
-      <w:r>
-        <w:rPr>
-          <w:rFonts w:eastAsia="Microsoft JhengHei UI" w:cs="Arial Unicode MS" w:ascii="Microsoft JhengHei UI" w:hAnsi="Microsoft JhengHei UI"/>
-        </w:rPr>
-        <w:t>bytes</w:t>
-      </w:r>
-      <w:r>
-        <w:rPr>
-          <w:rFonts w:ascii="Microsoft JhengHei UI" w:hAnsi="Microsoft JhengHei UI" w:cs="Arial Unicode MS" w:eastAsia="Microsoft JhengHei UI"/>
-        </w:rPr>
-        <w:t>數剛好整除於</w:t>
-      </w:r>
-      <w:r>
-        <w:rPr>
-          <w:rFonts w:eastAsia="Microsoft JhengHei UI" w:cs="Arial Unicode MS" w:ascii="Microsoft JhengHei UI" w:hAnsi="Microsoft JhengHei UI"/>
-        </w:rPr>
-        <w:t xml:space="preserve">512, </w:t>
-      </w:r>
-      <w:r>
-        <w:rPr>
-          <w:rFonts w:ascii="Microsoft JhengHei UI" w:hAnsi="Microsoft JhengHei UI" w:cs="Arial Unicode MS" w:eastAsia="Microsoft JhengHei UI"/>
-        </w:rPr>
-        <w:t>多送一包內容為</w:t>
-      </w:r>
-      <w:r>
-        <w:rPr>
-          <w:rFonts w:eastAsia="Microsoft JhengHei UI" w:cs="Arial Unicode MS" w:ascii="Microsoft JhengHei UI" w:hAnsi="Microsoft JhengHei UI"/>
-        </w:rPr>
-        <w:t>0x00 0x00 0xFF 0xFF ... 0xFF 0xFF 0x0A 0x0D</w:t>
-      </w:r>
-      <w:r>
-        <w:rPr>
-          <w:rFonts w:ascii="Microsoft JhengHei UI" w:hAnsi="Microsoft JhengHei UI" w:cs="Arial Unicode MS" w:eastAsia="Microsoft JhengHei UI"/>
-        </w:rPr>
-        <w:t>的結束封包</w:t>
-      </w:r>
-      <w:r>
-        <w:rPr>
-          <w:rFonts w:eastAsia="Microsoft JhengHei UI" w:cs="Arial Unicode MS" w:ascii="Microsoft JhengHei UI" w:hAnsi="Microsoft JhengHei UI"/>
-        </w:rPr>
-        <w:t>, bootloader</w:t>
-      </w:r>
-      <w:r>
-        <w:rPr>
-          <w:rFonts w:ascii="Microsoft JhengHei UI" w:hAnsi="Microsoft JhengHei UI" w:cs="Arial Unicode MS" w:eastAsia="Microsoft JhengHei UI"/>
-        </w:rPr>
-        <w:t>統一判斷</w:t>
-      </w:r>
-      <w:r>
-        <w:rPr>
-          <w:rFonts w:eastAsia="Microsoft JhengHei UI" w:cs="Arial Unicode MS" w:ascii="Microsoft JhengHei UI" w:hAnsi="Microsoft JhengHei UI"/>
-        </w:rPr>
-        <w:t>length</w:t>
-      </w:r>
-      <w:r>
-        <w:rPr>
-          <w:rFonts w:ascii="Microsoft JhengHei UI" w:hAnsi="Microsoft JhengHei UI" w:cs="Arial Unicode MS" w:eastAsia="Microsoft JhengHei UI"/>
-        </w:rPr>
-        <w:t>小於</w:t>
-      </w:r>
-      <w:r>
-        <w:rPr>
-          <w:rFonts w:eastAsia="Microsoft JhengHei UI" w:cs="Arial Unicode MS" w:ascii="Microsoft JhengHei UI" w:hAnsi="Microsoft JhengHei UI"/>
-        </w:rPr>
-        <w:t xml:space="preserve">512bytes, </w:t>
-      </w:r>
-      <w:r>
-        <w:rPr>
-          <w:rFonts w:ascii="Microsoft JhengHei UI" w:hAnsi="Microsoft JhengHei UI" w:cs="Arial Unicode MS" w:eastAsia="Microsoft JhengHei UI"/>
-        </w:rPr>
-        <w:t>進到下個階段等待</w:t>
-      </w:r>
-      <w:r>
-        <w:rPr>
-          <w:rFonts w:eastAsia="Microsoft JhengHei UI" w:cs="Arial Unicode MS" w:ascii="Microsoft JhengHei UI" w:hAnsi="Microsoft JhengHei UI"/>
-        </w:rPr>
-        <w:t>FW binary file</w:t>
-      </w:r>
-      <w:r>
-        <w:rPr>
-          <w:rFonts w:ascii="Microsoft JhengHei UI" w:hAnsi="Microsoft JhengHei UI" w:cs="Arial Unicode MS" w:eastAsia="Microsoft JhengHei UI"/>
-        </w:rPr>
-        <w:t>的</w:t>
-      </w:r>
-      <w:r>
-        <w:rPr>
-          <w:rFonts w:eastAsia="Microsoft JhengHei UI" w:cs="Arial Unicode MS" w:ascii="Microsoft JhengHei UI" w:hAnsi="Microsoft JhengHei UI"/>
-        </w:rPr>
-        <w:t>checksum</w:t>
-      </w:r>
-      <w:r>
-        <w:rPr>
-          <w:rFonts w:ascii="Microsoft JhengHei UI" w:hAnsi="Microsoft JhengHei UI" w:cs="Arial Unicode MS" w:eastAsia="Microsoft JhengHei UI"/>
-        </w:rPr>
-        <w:t>。</w:t>
-      </w:r>
-    </w:p>
-    <w:p>
-      <w:pPr>
-        <w:pStyle w:val="Normal1"/>
-        <w:rPr>
-          <w:rFonts w:ascii="Microsoft JhengHei UI" w:hAnsi="Microsoft JhengHei UI" w:eastAsia="Microsoft JhengHei UI" w:cs="Ubuntu"/>
-        </w:rPr>
-      </w:pPr>
-      <w:r>
-        <w:rPr>
-          <w:rFonts w:eastAsia="Microsoft JhengHei UI" w:cs="Ubuntu" w:ascii="Microsoft JhengHei UI" w:hAnsi="Microsoft JhengHei UI"/>
-        </w:rPr>
-      </w:r>
-    </w:p>
-    <w:p>
-      <w:pPr>
-        <w:pStyle w:val="Normal1"/>
-        <w:rPr>
-          <w:rFonts w:ascii="Microsoft JhengHei UI" w:hAnsi="Microsoft JhengHei UI" w:eastAsia="Microsoft JhengHei UI"/>
-        </w:rPr>
-      </w:pPr>
-      <w:r>
-        <w:rPr>
-          <w:rFonts w:eastAsia="Microsoft JhengHei UI" w:cs="Ubuntu" w:ascii="Microsoft JhengHei UI" w:hAnsi="Microsoft JhengHei UI"/>
-          <w:b/>
-        </w:rPr>
-        <w:t>Step 5 - ["FWED" + 4bytes of checksum + 0x0D 0x0A]</w:t>
-      </w:r>
-    </w:p>
-    <w:p>
-      <w:pPr>
-        <w:pStyle w:val="Normal1"/>
-        <w:ind w:firstLine="720"/>
-        <w:rPr>
-          <w:rFonts w:ascii="Microsoft JhengHei UI" w:hAnsi="Microsoft JhengHei UI" w:eastAsia="Microsoft JhengHei UI"/>
-        </w:rPr>
-      </w:pPr>
-      <w:r>
-        <w:rPr>
-          <w:rFonts w:ascii="Microsoft JhengHei UI" w:hAnsi="Microsoft JhengHei UI" w:cs="Arial Unicode MS" w:eastAsia="Microsoft JhengHei UI"/>
-        </w:rPr>
-        <w:t>當</w:t>
-      </w:r>
-      <w:r>
-        <w:rPr>
-          <w:rFonts w:eastAsia="Microsoft JhengHei UI" w:cs="Arial Unicode MS" w:ascii="Microsoft JhengHei UI" w:hAnsi="Microsoft JhengHei UI"/>
-        </w:rPr>
-        <w:t>FW binary file</w:t>
-      </w:r>
-      <w:r>
-        <w:rPr>
-          <w:rFonts w:ascii="Microsoft JhengHei UI" w:hAnsi="Microsoft JhengHei UI" w:cs="Arial Unicode MS" w:eastAsia="Microsoft JhengHei UI"/>
-        </w:rPr>
-        <w:t>傳完後</w:t>
-      </w:r>
-      <w:r>
-        <w:rPr>
-          <w:rFonts w:eastAsia="Microsoft JhengHei UI" w:cs="Arial Unicode MS" w:ascii="Microsoft JhengHei UI" w:hAnsi="Microsoft JhengHei UI"/>
-        </w:rPr>
-        <w:t xml:space="preserve">, </w:t>
-      </w:r>
-      <w:r>
-        <w:rPr>
-          <w:rFonts w:ascii="Microsoft JhengHei UI" w:hAnsi="Microsoft JhengHei UI" w:cs="Arial Unicode MS" w:eastAsia="Microsoft JhengHei UI"/>
-        </w:rPr>
-        <w:t>會等待</w:t>
-      </w:r>
-      <w:r>
-        <w:rPr>
-          <w:rFonts w:eastAsia="Microsoft JhengHei UI" w:cs="Arial Unicode MS" w:ascii="Microsoft JhengHei UI" w:hAnsi="Microsoft JhengHei UI"/>
-        </w:rPr>
-        <w:t>10bytes</w:t>
-      </w:r>
-      <w:r>
-        <w:rPr>
-          <w:rFonts w:ascii="Microsoft JhengHei UI" w:hAnsi="Microsoft JhengHei UI" w:cs="Arial Unicode MS" w:eastAsia="Microsoft JhengHei UI"/>
-        </w:rPr>
-        <w:t>的</w:t>
-      </w:r>
-      <w:r>
-        <w:rPr>
-          <w:rFonts w:eastAsia="Microsoft JhengHei UI" w:cs="Arial Unicode MS" w:ascii="Microsoft JhengHei UI" w:hAnsi="Microsoft JhengHei UI"/>
-        </w:rPr>
-        <w:t>checksum</w:t>
-      </w:r>
-      <w:r>
-        <w:rPr>
-          <w:rFonts w:ascii="Microsoft JhengHei UI" w:hAnsi="Microsoft JhengHei UI" w:cs="Arial Unicode MS" w:eastAsia="Microsoft JhengHei UI"/>
-        </w:rPr>
-        <w:t>確認訊息</w:t>
-      </w:r>
-      <w:r>
-        <w:rPr>
-          <w:rFonts w:eastAsia="Microsoft JhengHei UI" w:cs="Arial Unicode MS" w:ascii="Microsoft JhengHei UI" w:hAnsi="Microsoft JhengHei UI"/>
-        </w:rPr>
-        <w:t xml:space="preserve">, </w:t>
-      </w:r>
-      <w:r>
-        <w:rPr>
-          <w:rFonts w:ascii="Microsoft JhengHei UI" w:hAnsi="Microsoft JhengHei UI" w:cs="Arial Unicode MS" w:eastAsia="Microsoft JhengHei UI"/>
-        </w:rPr>
-        <w:t>資料格式為</w:t>
-      </w:r>
-      <w:r>
-        <w:rPr>
-          <w:rFonts w:eastAsia="Microsoft JhengHei UI" w:cs="Arial Unicode MS" w:ascii="Microsoft JhengHei UI" w:hAnsi="Microsoft JhengHei UI"/>
-        </w:rPr>
-        <w:t xml:space="preserve">"FWED" + 4bytes of checksum + 0x0D 0x0A, </w:t>
-      </w:r>
-      <w:r>
-        <w:rPr>
-          <w:rFonts w:ascii="Microsoft JhengHei UI" w:hAnsi="Microsoft JhengHei UI" w:cs="Arial Unicode MS" w:eastAsia="Microsoft JhengHei UI"/>
-        </w:rPr>
-        <w:t>其中</w:t>
-      </w:r>
-      <w:r>
-        <w:rPr>
-          <w:rFonts w:eastAsia="Microsoft JhengHei UI" w:cs="Arial Unicode MS" w:ascii="Microsoft JhengHei UI" w:hAnsi="Microsoft JhengHei UI"/>
-        </w:rPr>
-        <w:t>checksum</w:t>
-      </w:r>
-      <w:r>
-        <w:rPr>
-          <w:rFonts w:ascii="Microsoft JhengHei UI" w:hAnsi="Microsoft JhengHei UI" w:cs="Arial Unicode MS" w:eastAsia="Microsoft JhengHei UI"/>
-        </w:rPr>
-        <w:t>會與前階段接收</w:t>
-      </w:r>
-      <w:r>
-        <w:rPr>
-          <w:rFonts w:eastAsia="Microsoft JhengHei UI" w:cs="Arial Unicode MS" w:ascii="Microsoft JhengHei UI" w:hAnsi="Microsoft JhengHei UI"/>
-        </w:rPr>
-        <w:t>FW binary file</w:t>
-      </w:r>
-      <w:r>
-        <w:rPr>
-          <w:rFonts w:ascii="Microsoft JhengHei UI" w:hAnsi="Microsoft JhengHei UI" w:cs="Arial Unicode MS" w:eastAsia="Microsoft JhengHei UI"/>
-        </w:rPr>
-        <w:t>所計算的</w:t>
-      </w:r>
-      <w:r>
-        <w:rPr>
-          <w:rFonts w:eastAsia="Microsoft JhengHei UI" w:cs="Arial Unicode MS" w:ascii="Microsoft JhengHei UI" w:hAnsi="Microsoft JhengHei UI"/>
-        </w:rPr>
-        <w:t>checksum</w:t>
-      </w:r>
-      <w:r>
-        <w:rPr>
-          <w:rFonts w:ascii="Microsoft JhengHei UI" w:hAnsi="Microsoft JhengHei UI" w:cs="Arial Unicode MS" w:eastAsia="Microsoft JhengHei UI"/>
-        </w:rPr>
-        <w:t>做比較</w:t>
-      </w:r>
-      <w:r>
-        <w:rPr>
-          <w:rFonts w:eastAsia="Microsoft JhengHei UI" w:cs="Arial Unicode MS" w:ascii="Microsoft JhengHei UI" w:hAnsi="Microsoft JhengHei UI"/>
-        </w:rPr>
-        <w:t xml:space="preserve">, </w:t>
-      </w:r>
-      <w:r>
-        <w:rPr>
-          <w:rFonts w:ascii="Microsoft JhengHei UI" w:hAnsi="Microsoft JhengHei UI" w:cs="Arial Unicode MS" w:eastAsia="Microsoft JhengHei UI"/>
-        </w:rPr>
-        <w:t>若</w:t>
-      </w:r>
-      <w:r>
-        <w:rPr>
-          <w:rFonts w:eastAsia="Microsoft JhengHei UI" w:cs="Arial Unicode MS" w:ascii="Microsoft JhengHei UI" w:hAnsi="Microsoft JhengHei UI"/>
-        </w:rPr>
-        <w:t>checksum</w:t>
-      </w:r>
-      <w:r>
-        <w:rPr>
-          <w:rFonts w:ascii="Microsoft JhengHei UI" w:hAnsi="Microsoft JhengHei UI" w:cs="Arial Unicode MS" w:eastAsia="Microsoft JhengHei UI"/>
-        </w:rPr>
-        <w:t>吻合</w:t>
-      </w:r>
-      <w:r>
-        <w:rPr>
-          <w:rFonts w:eastAsia="Microsoft JhengHei UI" w:cs="Arial Unicode MS" w:ascii="Microsoft JhengHei UI" w:hAnsi="Microsoft JhengHei UI"/>
-        </w:rPr>
-        <w:t xml:space="preserve">, </w:t>
-      </w:r>
-      <w:r>
-        <w:rPr>
-          <w:rFonts w:ascii="Microsoft JhengHei UI" w:hAnsi="Microsoft JhengHei UI" w:cs="Arial Unicode MS" w:eastAsia="Microsoft JhengHei UI"/>
-        </w:rPr>
-        <w:t>則會將</w:t>
-      </w:r>
-      <w:r>
-        <w:rPr>
-          <w:rFonts w:eastAsia="Microsoft JhengHei UI" w:cs="Arial Unicode MS" w:ascii="Microsoft JhengHei UI" w:hAnsi="Microsoft JhengHei UI"/>
-        </w:rPr>
-        <w:t>FLASH_APP2_START_ADDRESS</w:t>
-      </w:r>
-      <w:r>
-        <w:rPr>
-          <w:rFonts w:ascii="Microsoft JhengHei UI" w:hAnsi="Microsoft JhengHei UI" w:cs="Arial Unicode MS" w:eastAsia="Microsoft JhengHei UI"/>
-        </w:rPr>
-        <w:t>的新</w:t>
-      </w:r>
-      <w:r>
-        <w:rPr>
-          <w:rFonts w:eastAsia="Microsoft JhengHei UI" w:cs="Arial Unicode MS" w:ascii="Microsoft JhengHei UI" w:hAnsi="Microsoft JhengHei UI"/>
-        </w:rPr>
-        <w:t>FW copy</w:t>
-      </w:r>
-      <w:r>
-        <w:rPr>
-          <w:rFonts w:ascii="Microsoft JhengHei UI" w:hAnsi="Microsoft JhengHei UI" w:cs="Arial Unicode MS" w:eastAsia="Microsoft JhengHei UI"/>
-        </w:rPr>
-        <w:t>到</w:t>
-      </w:r>
-      <w:r>
-        <w:rPr>
-          <w:rFonts w:eastAsia="Microsoft JhengHei UI" w:cs="Arial Unicode MS" w:ascii="Microsoft JhengHei UI" w:hAnsi="Microsoft JhengHei UI"/>
-        </w:rPr>
-        <w:t xml:space="preserve">FLASH_APP1_START_ADDRESS, </w:t>
-      </w:r>
-      <w:r>
-        <w:rPr>
-          <w:rFonts w:ascii="Microsoft JhengHei UI" w:hAnsi="Microsoft JhengHei UI" w:cs="Arial Unicode MS" w:eastAsia="Microsoft JhengHei UI"/>
-        </w:rPr>
-        <w:t>並發出</w:t>
-      </w:r>
-      <w:r>
-        <w:rPr>
-          <w:rFonts w:eastAsia="Microsoft JhengHei UI" w:cs="Arial Unicode MS" w:ascii="Microsoft JhengHei UI" w:hAnsi="Microsoft JhengHei UI"/>
-        </w:rPr>
-        <w:t>"OK"</w:t>
-      </w:r>
-      <w:r>
-        <w:rPr>
-          <w:rFonts w:ascii="Microsoft JhengHei UI" w:hAnsi="Microsoft JhengHei UI" w:cs="Arial Unicode MS" w:eastAsia="Microsoft JhengHei UI"/>
-        </w:rPr>
-        <w:t>表示更新成功</w:t>
-      </w:r>
-      <w:r>
-        <w:rPr>
-          <w:rFonts w:eastAsia="Microsoft JhengHei UI" w:cs="Arial Unicode MS" w:ascii="Microsoft JhengHei UI" w:hAnsi="Microsoft JhengHei UI"/>
-        </w:rPr>
-        <w:t xml:space="preserve">, </w:t>
-      </w:r>
-      <w:r>
-        <w:rPr>
-          <w:rFonts w:ascii="Microsoft JhengHei UI" w:hAnsi="Microsoft JhengHei UI" w:cs="Arial Unicode MS" w:eastAsia="Microsoft JhengHei UI"/>
-        </w:rPr>
-        <w:t>反之則發出</w:t>
-      </w:r>
-      <w:r>
-        <w:rPr>
-          <w:rFonts w:eastAsia="Microsoft JhengHei UI" w:cs="Arial Unicode MS" w:ascii="Microsoft JhengHei UI" w:hAnsi="Microsoft JhengHei UI"/>
-        </w:rPr>
-        <w:t xml:space="preserve">"FAIL", </w:t>
-      </w:r>
-      <w:r>
-        <w:rPr>
-          <w:rFonts w:ascii="Microsoft JhengHei UI" w:hAnsi="Microsoft JhengHei UI" w:cs="Arial Unicode MS" w:eastAsia="Microsoft JhengHei UI"/>
-        </w:rPr>
-        <w:t>最後皆轉跳至</w:t>
-      </w:r>
-      <w:r>
-        <w:rPr>
-          <w:rFonts w:eastAsia="Microsoft JhengHei UI" w:cs="Arial Unicode MS" w:ascii="Microsoft JhengHei UI" w:hAnsi="Microsoft JhengHei UI"/>
-        </w:rPr>
-        <w:t xml:space="preserve">FLASH_APP1_START_ADDRESS, </w:t>
-      </w:r>
-      <w:r>
-        <w:rPr>
-          <w:rFonts w:ascii="Microsoft JhengHei UI" w:hAnsi="Microsoft JhengHei UI" w:cs="Arial Unicode MS" w:eastAsia="Microsoft JhengHei UI"/>
-        </w:rPr>
-        <w:t>運行主要的</w:t>
-      </w:r>
-      <w:r>
-        <w:rPr>
-          <w:rFonts w:eastAsia="Microsoft JhengHei UI" w:cs="Arial Unicode MS" w:ascii="Microsoft JhengHei UI" w:hAnsi="Microsoft JhengHei UI"/>
-        </w:rPr>
-        <w:t>application code</w:t>
-      </w:r>
-      <w:r>
-        <w:rPr>
-          <w:rFonts w:ascii="Microsoft JhengHei UI" w:hAnsi="Microsoft JhengHei UI" w:cs="Arial Unicode MS" w:eastAsia="Microsoft JhengHei UI"/>
-        </w:rPr>
-        <w:t>。</w:t>
-      </w:r>
-    </w:p>
-    <w:p>
-      <w:pPr>
-        <w:pStyle w:val="Normal1"/>
-        <w:rPr>
-          <w:rFonts w:ascii="Microsoft JhengHei UI" w:hAnsi="Microsoft JhengHei UI" w:eastAsia="Microsoft JhengHei UI" w:cs="Ubuntu"/>
-        </w:rPr>
-      </w:pPr>
-      <w:r>
-        <w:rPr>
-          <w:rFonts w:eastAsia="Microsoft JhengHei UI" w:cs="Ubuntu" w:ascii="Microsoft JhengHei UI" w:hAnsi="Microsoft JhengHei UI"/>
-        </w:rPr>
-      </w:r>
-    </w:p>
-    <w:p>
-      <w:pPr>
-        <w:pStyle w:val="Normal1"/>
-        <w:rPr>
-          <w:rFonts w:ascii="Microsoft JhengHei UI" w:hAnsi="Microsoft JhengHei UI" w:eastAsia="Microsoft JhengHei UI"/>
-        </w:rPr>
-      </w:pPr>
-      <w:r>
-        <w:rPr>
-          <w:rFonts w:eastAsia="Microsoft JhengHei UI" w:ascii="Microsoft JhengHei UI" w:hAnsi="Microsoft JhengHei UI"/>
-        </w:rPr>
       </w:r>
     </w:p>
     <w:sectPr>
@@ -1857,6 +1883,7 @@
     <w:qFormat/>
     <w:pPr>
       <w:widowControl/>
+      <w:suppressAutoHyphens w:val="true"/>
       <w:bidi w:val="0"/>
       <w:spacing w:lineRule="auto" w:line="276" w:before="0" w:after="0"/>
       <w:jc w:val="left"/>
@@ -1872,8 +1899,8 @@
   </w:style>
   <w:style w:type="paragraph" w:styleId="1">
     <w:name w:val="Heading 1"/>
-    <w:basedOn w:val="Normal1"/>
-    <w:next w:val="Normal1"/>
+    <w:basedOn w:val="LOnormal"/>
+    <w:next w:val="LOnormal"/>
     <w:qFormat/>
     <w:pPr>
       <w:keepNext w:val="true"/>
@@ -1887,8 +1914,8 @@
   </w:style>
   <w:style w:type="paragraph" w:styleId="2">
     <w:name w:val="Heading 2"/>
-    <w:basedOn w:val="Normal1"/>
-    <w:next w:val="Normal1"/>
+    <w:basedOn w:val="LOnormal"/>
+    <w:next w:val="LOnormal"/>
     <w:qFormat/>
     <w:pPr>
       <w:keepNext w:val="true"/>
@@ -1903,8 +1930,8 @@
   </w:style>
   <w:style w:type="paragraph" w:styleId="3">
     <w:name w:val="Heading 3"/>
-    <w:basedOn w:val="Normal1"/>
-    <w:next w:val="Normal1"/>
+    <w:basedOn w:val="LOnormal"/>
+    <w:next w:val="LOnormal"/>
     <w:qFormat/>
     <w:pPr>
       <w:keepNext w:val="true"/>
@@ -1920,8 +1947,8 @@
   </w:style>
   <w:style w:type="paragraph" w:styleId="4">
     <w:name w:val="Heading 4"/>
-    <w:basedOn w:val="Normal1"/>
-    <w:next w:val="Normal1"/>
+    <w:basedOn w:val="LOnormal"/>
+    <w:next w:val="LOnormal"/>
     <w:qFormat/>
     <w:pPr>
       <w:keepNext w:val="true"/>
@@ -1936,8 +1963,8 @@
   </w:style>
   <w:style w:type="paragraph" w:styleId="5">
     <w:name w:val="Heading 5"/>
-    <w:basedOn w:val="Normal1"/>
-    <w:next w:val="Normal1"/>
+    <w:basedOn w:val="LOnormal"/>
+    <w:next w:val="LOnormal"/>
     <w:qFormat/>
     <w:pPr>
       <w:keepNext w:val="true"/>
@@ -1952,8 +1979,8 @@
   </w:style>
   <w:style w:type="paragraph" w:styleId="6">
     <w:name w:val="Heading 6"/>
-    <w:basedOn w:val="Normal1"/>
-    <w:next w:val="Normal1"/>
+    <w:basedOn w:val="LOnormal"/>
+    <w:next w:val="LOnormal"/>
     <w:qFormat/>
     <w:pPr>
       <w:keepNext w:val="true"/>
@@ -2025,11 +2052,12 @@
       <w:rFonts w:cs="Arial"/>
     </w:rPr>
   </w:style>
-  <w:style w:type="paragraph" w:styleId="Normal1" w:default="1">
+  <w:style w:type="paragraph" w:styleId="LOnormal" w:default="1">
     <w:name w:val="LO-normal"/>
     <w:qFormat/>
     <w:pPr>
       <w:widowControl/>
+      <w:suppressAutoHyphens w:val="true"/>
       <w:bidi w:val="0"/>
       <w:spacing w:lineRule="auto" w:line="276" w:before="0" w:after="0"/>
       <w:jc w:val="left"/>
@@ -2045,8 +2073,8 @@
   </w:style>
   <w:style w:type="paragraph" w:styleId="Style13">
     <w:name w:val="Title"/>
-    <w:basedOn w:val="Normal1"/>
-    <w:next w:val="Normal1"/>
+    <w:basedOn w:val="LOnormal"/>
+    <w:next w:val="LOnormal"/>
     <w:qFormat/>
     <w:pPr>
       <w:keepNext w:val="true"/>
@@ -2060,8 +2088,8 @@
   </w:style>
   <w:style w:type="paragraph" w:styleId="Style14">
     <w:name w:val="Subtitle"/>
-    <w:basedOn w:val="Normal1"/>
-    <w:next w:val="Normal1"/>
+    <w:basedOn w:val="LOnormal"/>
+    <w:next w:val="LOnormal"/>
     <w:qFormat/>
     <w:pPr>
       <w:keepNext w:val="true"/>
